--- a/Tuan05/Minhchung.docx
+++ b/Tuan05/Minhchung.docx
@@ -3,17 +3,310 @@
 <w:document xmlns:wpc="http://schemas.microsoft.com/office/word/2010/wordprocessingCanvas" xmlns:mc="http://schemas.openxmlformats.org/markup-compatibility/2006" xmlns:o="urn:schemas-microsoft-com:office:office" xmlns:r="http://schemas.openxmlformats.org/officeDocument/2006/relationships" xmlns:m="http://schemas.openxmlformats.org/officeDocument/2006/math" xmlns:v="urn:schemas-microsoft-com:vml" xmlns:wp14="http://schemas.microsoft.com/office/word/2010/wordprocessingDrawing" xmlns:wp="http://schemas.openxmlformats.org/drawingml/2006/wordprocessingDrawing" xmlns:w10="urn:schemas-microsoft-com:office:word" xmlns:w="http://schemas.openxmlformats.org/wordprocessingml/2006/main" xmlns:w14="http://schemas.microsoft.com/office/word/2010/wordml" xmlns:w15="http://schemas.microsoft.com/office/word/2012/wordml" xmlns:wpg="http://schemas.microsoft.com/office/word/2010/wordprocessingGroup" xmlns:wpi="http://schemas.microsoft.com/office/word/2010/wordprocessingInk" xmlns:wne="http://schemas.microsoft.com/office/word/2006/wordml" xmlns:wps="http://schemas.microsoft.com/office/word/2010/wordprocessingShape" mc:Ignorable="w14 w15 wp14">
   <w:body>
     <w:p>
-      <w:r>
-        <w:t>Phan 1</w:t>
-      </w:r>
-    </w:p>
-    <w:p>
+      <w:pPr>
+        <w:tabs>
+          <w:tab w:val="left" w:pos="844"/>
+          <w:tab w:val="left" w:pos="4189"/>
+          <w:tab w:val="left" w:pos="9109"/>
+          <w:tab w:val="left" w:pos="9205"/>
+          <w:tab w:val="left" w:pos="9301"/>
+        </w:tabs>
+        <w:spacing w:after="0" w:line="240" w:lineRule="auto"/>
+        <w:ind w:left="53"/>
+        <w:rPr>
+          <w:rFonts w:ascii="Times New Roman" w:eastAsia="Times New Roman" w:hAnsi="Times New Roman" w:cs="Times New Roman"/>
+          <w:sz w:val="20"/>
+          <w:szCs w:val="20"/>
+        </w:rPr>
+      </w:pPr>
+      <w:r>
+        <w:rPr>
+          <w:rFonts w:ascii="Arial" w:eastAsia="Times New Roman" w:hAnsi="Arial" w:cs="Arial"/>
+          <w:b/>
+          <w:bCs/>
+          <w:sz w:val="24"/>
+          <w:szCs w:val="24"/>
+        </w:rPr>
+        <w:t>Phần 2:</w:t>
+      </w:r>
+      <w:r>
+        <w:rPr>
+          <w:rFonts w:ascii="Arial" w:eastAsia="Times New Roman" w:hAnsi="Arial" w:cs="Arial"/>
+          <w:b/>
+          <w:bCs/>
+          <w:sz w:val="24"/>
+          <w:szCs w:val="24"/>
+        </w:rPr>
+        <w:t xml:space="preserve"> </w:t>
+      </w:r>
+      <w:bookmarkStart w:id="0" w:name="_GoBack"/>
+      <w:bookmarkEnd w:id="0"/>
+      <w:r>
+        <w:rPr>
+          <w:rFonts w:ascii="Arial" w:eastAsia="Times New Roman" w:hAnsi="Arial" w:cs="Arial"/>
+          <w:b/>
+          <w:bCs/>
+          <w:sz w:val="24"/>
+          <w:szCs w:val="24"/>
+        </w:rPr>
+        <w:t>Docker Compose file</w:t>
+      </w:r>
+      <w:r>
+        <w:rPr>
+          <w:rFonts w:ascii="Arial" w:eastAsia="Times New Roman" w:hAnsi="Arial" w:cs="Arial"/>
+          <w:b/>
+          <w:bCs/>
+          <w:sz w:val="24"/>
+          <w:szCs w:val="24"/>
+        </w:rPr>
+        <w:tab/>
+      </w:r>
+      <w:r>
+        <w:rPr>
+          <w:rFonts w:ascii="Arial" w:eastAsia="Times New Roman" w:hAnsi="Arial" w:cs="Arial"/>
+          <w:b/>
+          <w:bCs/>
+          <w:sz w:val="24"/>
+          <w:szCs w:val="24"/>
+        </w:rPr>
+        <w:tab/>
+      </w:r>
+      <w:r>
+        <w:rPr>
+          <w:rFonts w:ascii="Times New Roman" w:eastAsia="Times New Roman" w:hAnsi="Times New Roman" w:cs="Times New Roman"/>
+          <w:sz w:val="20"/>
+          <w:szCs w:val="20"/>
+        </w:rPr>
+        <w:tab/>
+      </w:r>
+      <w:r>
+        <w:rPr>
+          <w:rFonts w:ascii="Times New Roman" w:eastAsia="Times New Roman" w:hAnsi="Times New Roman" w:cs="Times New Roman"/>
+          <w:sz w:val="20"/>
+          <w:szCs w:val="20"/>
+        </w:rPr>
+        <w:tab/>
+      </w:r>
+    </w:p>
+    <w:p>
+      <w:pPr>
+        <w:tabs>
+          <w:tab w:val="left" w:pos="844"/>
+          <w:tab w:val="left" w:pos="4189"/>
+          <w:tab w:val="left" w:pos="9109"/>
+          <w:tab w:val="left" w:pos="9205"/>
+          <w:tab w:val="left" w:pos="9301"/>
+        </w:tabs>
+        <w:spacing w:after="0" w:line="240" w:lineRule="auto"/>
+        <w:ind w:left="53"/>
+        <w:rPr>
+          <w:rFonts w:ascii="Times New Roman" w:eastAsia="Times New Roman" w:hAnsi="Times New Roman" w:cs="Times New Roman"/>
+          <w:sz w:val="20"/>
+          <w:szCs w:val="20"/>
+        </w:rPr>
+      </w:pPr>
+      <w:r>
+        <w:rPr>
+          <w:rFonts w:ascii="Arial" w:eastAsia="Times New Roman" w:hAnsi="Arial" w:cs="Arial"/>
+          <w:sz w:val="24"/>
+          <w:szCs w:val="24"/>
+        </w:rPr>
+        <w:t>Bài 1: Chạy một container đơn giản với Docker Compose</w:t>
+      </w:r>
+      <w:r>
+        <w:rPr>
+          <w:rFonts w:ascii="Arial" w:eastAsia="Times New Roman" w:hAnsi="Arial" w:cs="Arial"/>
+          <w:sz w:val="24"/>
+          <w:szCs w:val="24"/>
+        </w:rPr>
+        <w:tab/>
+      </w:r>
+      <w:r>
+        <w:rPr>
+          <w:rFonts w:ascii="Arial" w:eastAsia="Times New Roman" w:hAnsi="Arial" w:cs="Arial"/>
+          <w:sz w:val="24"/>
+          <w:szCs w:val="24"/>
+        </w:rPr>
+        <w:tab/>
+      </w:r>
+      <w:r>
+        <w:rPr>
+          <w:rFonts w:ascii="Times New Roman" w:eastAsia="Times New Roman" w:hAnsi="Times New Roman" w:cs="Times New Roman"/>
+          <w:sz w:val="20"/>
+          <w:szCs w:val="20"/>
+        </w:rPr>
+        <w:tab/>
+      </w:r>
+      <w:r>
+        <w:rPr>
+          <w:rFonts w:ascii="Times New Roman" w:eastAsia="Times New Roman" w:hAnsi="Times New Roman" w:cs="Times New Roman"/>
+          <w:sz w:val="20"/>
+          <w:szCs w:val="20"/>
+        </w:rPr>
+        <w:tab/>
+      </w:r>
+    </w:p>
+    <w:p>
+      <w:pPr>
+        <w:tabs>
+          <w:tab w:val="left" w:pos="844"/>
+          <w:tab w:val="left" w:pos="4234"/>
+          <w:tab w:val="left" w:pos="9109"/>
+          <w:tab w:val="left" w:pos="9205"/>
+          <w:tab w:val="left" w:pos="9301"/>
+        </w:tabs>
+        <w:spacing w:after="0" w:line="240" w:lineRule="auto"/>
+        <w:ind w:left="53"/>
+        <w:rPr>
+          <w:rFonts w:ascii="Times New Roman" w:eastAsia="Times New Roman" w:hAnsi="Times New Roman" w:cs="Times New Roman"/>
+          <w:sz w:val="20"/>
+          <w:szCs w:val="20"/>
+        </w:rPr>
+      </w:pPr>
+      <w:r>
+        <w:rPr>
+          <w:rFonts w:ascii="Arial" w:eastAsia="Times New Roman" w:hAnsi="Arial" w:cs="Arial"/>
+          <w:b/>
+          <w:bCs/>
+          <w:i/>
+          <w:iCs/>
+          <w:sz w:val="24"/>
+          <w:szCs w:val="24"/>
+        </w:rPr>
+        <w:t>Yêu cầu:</w:t>
+      </w:r>
+      <w:r>
+        <w:rPr>
+          <w:rFonts w:ascii="Arial" w:eastAsia="Times New Roman" w:hAnsi="Arial" w:cs="Arial"/>
+          <w:b/>
+          <w:bCs/>
+          <w:i/>
+          <w:iCs/>
+          <w:sz w:val="24"/>
+          <w:szCs w:val="24"/>
+        </w:rPr>
+        <w:tab/>
+      </w:r>
+      <w:r>
+        <w:rPr>
+          <w:rFonts w:ascii="Arial" w:eastAsia="Times New Roman" w:hAnsi="Arial" w:cs="Arial"/>
+          <w:b/>
+          <w:bCs/>
+          <w:i/>
+          <w:iCs/>
+          <w:sz w:val="24"/>
+          <w:szCs w:val="24"/>
+        </w:rPr>
+        <w:tab/>
+      </w:r>
+      <w:r>
+        <w:rPr>
+          <w:rFonts w:ascii="Times New Roman" w:eastAsia="Times New Roman" w:hAnsi="Times New Roman" w:cs="Times New Roman"/>
+          <w:sz w:val="20"/>
+          <w:szCs w:val="20"/>
+        </w:rPr>
+        <w:tab/>
+      </w:r>
+    </w:p>
+    <w:p>
+      <w:pPr>
+        <w:tabs>
+          <w:tab w:val="left" w:pos="844"/>
+          <w:tab w:val="left" w:pos="4234"/>
+          <w:tab w:val="left" w:pos="9064"/>
+          <w:tab w:val="left" w:pos="9205"/>
+          <w:tab w:val="left" w:pos="9301"/>
+        </w:tabs>
+        <w:spacing w:after="0" w:line="240" w:lineRule="auto"/>
+        <w:ind w:left="53"/>
+        <w:rPr>
+          <w:rFonts w:ascii="Times New Roman" w:eastAsia="Times New Roman" w:hAnsi="Times New Roman" w:cs="Times New Roman"/>
+          <w:sz w:val="20"/>
+          <w:szCs w:val="20"/>
+        </w:rPr>
+      </w:pPr>
+      <w:r>
+        <w:rPr>
+          <w:rFonts w:ascii="Arial" w:eastAsia="Times New Roman" w:hAnsi="Arial" w:cs="Arial"/>
+          <w:sz w:val="24"/>
+          <w:szCs w:val="24"/>
+        </w:rPr>
+        <w:t>Tạo một container chạy Nginx bằng Docker Compose.</w:t>
+      </w:r>
+      <w:r>
+        <w:rPr>
+          <w:rFonts w:ascii="Arial" w:eastAsia="Times New Roman" w:hAnsi="Arial" w:cs="Arial"/>
+          <w:sz w:val="24"/>
+          <w:szCs w:val="24"/>
+        </w:rPr>
+        <w:tab/>
+      </w:r>
+      <w:r>
+        <w:rPr>
+          <w:rFonts w:ascii="Arial" w:eastAsia="Times New Roman" w:hAnsi="Arial" w:cs="Arial"/>
+          <w:sz w:val="24"/>
+          <w:szCs w:val="24"/>
+        </w:rPr>
+        <w:tab/>
+      </w:r>
+      <w:r>
+        <w:rPr>
+          <w:rFonts w:ascii="Times New Roman" w:eastAsia="Times New Roman" w:hAnsi="Times New Roman" w:cs="Times New Roman"/>
+          <w:sz w:val="20"/>
+          <w:szCs w:val="20"/>
+        </w:rPr>
+        <w:tab/>
+      </w:r>
+    </w:p>
+    <w:p>
+      <w:pPr>
+        <w:tabs>
+          <w:tab w:val="left" w:pos="844"/>
+          <w:tab w:val="left" w:pos="4234"/>
+          <w:tab w:val="left" w:pos="9064"/>
+          <w:tab w:val="left" w:pos="9205"/>
+          <w:tab w:val="left" w:pos="9301"/>
+        </w:tabs>
+        <w:spacing w:after="0" w:line="240" w:lineRule="auto"/>
+        <w:ind w:left="53"/>
+        <w:rPr>
+          <w:rFonts w:ascii="Arial" w:eastAsia="Times New Roman" w:hAnsi="Arial" w:cs="Arial"/>
+          <w:sz w:val="24"/>
+          <w:szCs w:val="24"/>
+        </w:rPr>
+      </w:pPr>
+      <w:r>
+        <w:rPr>
+          <w:rFonts w:ascii="Arial" w:eastAsia="Times New Roman" w:hAnsi="Arial" w:cs="Arial"/>
+          <w:sz w:val="24"/>
+          <w:szCs w:val="24"/>
+        </w:rPr>
+        <w:t>Map cổng 8080 của máy host với cổng 80 của container.</w:t>
+      </w:r>
+    </w:p>
+    <w:p>
+      <w:pPr>
+        <w:tabs>
+          <w:tab w:val="left" w:pos="844"/>
+          <w:tab w:val="left" w:pos="4234"/>
+          <w:tab w:val="left" w:pos="9064"/>
+          <w:tab w:val="left" w:pos="9205"/>
+          <w:tab w:val="left" w:pos="9301"/>
+        </w:tabs>
+        <w:spacing w:after="0" w:line="240" w:lineRule="auto"/>
+        <w:ind w:left="53"/>
+        <w:rPr>
+          <w:rFonts w:ascii="Times New Roman" w:eastAsia="Times New Roman" w:hAnsi="Times New Roman" w:cs="Times New Roman"/>
+          <w:sz w:val="20"/>
+          <w:szCs w:val="20"/>
+        </w:rPr>
+      </w:pPr>
       <w:r>
         <w:rPr>
           <w:noProof/>
         </w:rPr>
         <w:drawing>
-          <wp:inline distT="0" distB="0" distL="0" distR="0" wp14:anchorId="0ACA4D06" wp14:editId="25CADE81">
+          <wp:inline distT="0" distB="0" distL="0" distR="0" wp14:anchorId="06F963FF" wp14:editId="287DD161">
             <wp:extent cx="5943600" cy="3343275"/>
             <wp:effectExtent l="0" t="0" r="0" b="9525"/>
             <wp:docPr id="1" name="Picture 1"/>
@@ -48,17 +341,17 @@
           </wp:inline>
         </w:drawing>
       </w:r>
-    </w:p>
-    <w:p>
-      <w:r>
-        <w:rPr>
-          <w:noProof/>
+      <w:r>
+        <w:rPr>
+          <w:rFonts w:ascii="Arial" w:eastAsia="Times New Roman" w:hAnsi="Arial" w:cs="Arial"/>
+          <w:sz w:val="24"/>
+          <w:szCs w:val="24"/>
         </w:rPr>
         <w:drawing>
-          <wp:inline distT="0" distB="0" distL="0" distR="0" wp14:anchorId="77E1C020" wp14:editId="3FDE071F">
+          <wp:inline distT="0" distB="0" distL="0" distR="0" wp14:anchorId="4EDDF6C1" wp14:editId="2D6C9107">
             <wp:extent cx="5943600" cy="3343275"/>
             <wp:effectExtent l="0" t="0" r="0" b="9525"/>
-            <wp:docPr id="2" name="Picture 2"/>
+            <wp:docPr id="3" name="Picture 3"/>
             <wp:cNvGraphicFramePr>
               <a:graphicFrameLocks xmlns:a="http://schemas.openxmlformats.org/drawingml/2006/main" noChangeAspect="1"/>
             </wp:cNvGraphicFramePr>
@@ -90,9 +383,3390 @@
           </wp:inline>
         </w:drawing>
       </w:r>
-      <w:bookmarkStart w:id="0" w:name="_GoBack"/>
-      <w:bookmarkEnd w:id="0"/>
-    </w:p>
+      <w:r>
+        <w:rPr>
+          <w:rFonts w:ascii="Arial" w:eastAsia="Times New Roman" w:hAnsi="Arial" w:cs="Arial"/>
+          <w:sz w:val="24"/>
+          <w:szCs w:val="24"/>
+        </w:rPr>
+        <w:tab/>
+      </w:r>
+      <w:r>
+        <w:rPr>
+          <w:rFonts w:ascii="Arial" w:eastAsia="Times New Roman" w:hAnsi="Arial" w:cs="Arial"/>
+          <w:sz w:val="24"/>
+          <w:szCs w:val="24"/>
+        </w:rPr>
+        <w:tab/>
+      </w:r>
+      <w:r>
+        <w:rPr>
+          <w:rFonts w:ascii="Times New Roman" w:eastAsia="Times New Roman" w:hAnsi="Times New Roman" w:cs="Times New Roman"/>
+          <w:sz w:val="20"/>
+          <w:szCs w:val="20"/>
+        </w:rPr>
+        <w:tab/>
+      </w:r>
+    </w:p>
+    <w:p>
+      <w:pPr>
+        <w:tabs>
+          <w:tab w:val="left" w:pos="844"/>
+          <w:tab w:val="left" w:pos="4234"/>
+          <w:tab w:val="left" w:pos="9109"/>
+          <w:tab w:val="left" w:pos="9205"/>
+          <w:tab w:val="left" w:pos="9301"/>
+        </w:tabs>
+        <w:spacing w:after="0" w:line="240" w:lineRule="auto"/>
+        <w:ind w:left="53"/>
+        <w:rPr>
+          <w:rFonts w:ascii="Times New Roman" w:eastAsia="Times New Roman" w:hAnsi="Times New Roman" w:cs="Times New Roman"/>
+          <w:sz w:val="20"/>
+          <w:szCs w:val="20"/>
+        </w:rPr>
+      </w:pPr>
+      <w:r>
+        <w:rPr>
+          <w:rFonts w:ascii="Times New Roman" w:eastAsia="Times New Roman" w:hAnsi="Times New Roman" w:cs="Times New Roman"/>
+          <w:sz w:val="20"/>
+          <w:szCs w:val="20"/>
+        </w:rPr>
+        <w:tab/>
+      </w:r>
+      <w:r>
+        <w:rPr>
+          <w:rFonts w:ascii="Times New Roman" w:eastAsia="Times New Roman" w:hAnsi="Times New Roman" w:cs="Times New Roman"/>
+          <w:sz w:val="20"/>
+          <w:szCs w:val="20"/>
+        </w:rPr>
+        <w:tab/>
+      </w:r>
+      <w:r>
+        <w:rPr>
+          <w:rFonts w:ascii="Times New Roman" w:eastAsia="Times New Roman" w:hAnsi="Times New Roman" w:cs="Times New Roman"/>
+          <w:sz w:val="20"/>
+          <w:szCs w:val="20"/>
+        </w:rPr>
+        <w:tab/>
+      </w:r>
+      <w:r>
+        <w:rPr>
+          <w:rFonts w:ascii="Times New Roman" w:eastAsia="Times New Roman" w:hAnsi="Times New Roman" w:cs="Times New Roman"/>
+          <w:sz w:val="20"/>
+          <w:szCs w:val="20"/>
+        </w:rPr>
+        <w:tab/>
+      </w:r>
+      <w:r>
+        <w:rPr>
+          <w:rFonts w:ascii="Times New Roman" w:eastAsia="Times New Roman" w:hAnsi="Times New Roman" w:cs="Times New Roman"/>
+          <w:sz w:val="20"/>
+          <w:szCs w:val="20"/>
+        </w:rPr>
+        <w:tab/>
+      </w:r>
+    </w:p>
+    <w:p>
+      <w:pPr>
+        <w:tabs>
+          <w:tab w:val="left" w:pos="844"/>
+          <w:tab w:val="left" w:pos="4189"/>
+          <w:tab w:val="left" w:pos="9109"/>
+          <w:tab w:val="left" w:pos="9205"/>
+          <w:tab w:val="left" w:pos="9301"/>
+        </w:tabs>
+        <w:spacing w:after="0" w:line="240" w:lineRule="auto"/>
+        <w:ind w:left="53"/>
+        <w:rPr>
+          <w:rFonts w:ascii="Times New Roman" w:eastAsia="Times New Roman" w:hAnsi="Times New Roman" w:cs="Times New Roman"/>
+          <w:sz w:val="20"/>
+          <w:szCs w:val="20"/>
+        </w:rPr>
+      </w:pPr>
+      <w:r>
+        <w:rPr>
+          <w:rFonts w:ascii="Arial" w:eastAsia="Times New Roman" w:hAnsi="Arial" w:cs="Arial"/>
+          <w:sz w:val="24"/>
+          <w:szCs w:val="24"/>
+        </w:rPr>
+        <w:t>Bài 2: Chạy MySQL với Docker Compose</w:t>
+      </w:r>
+      <w:r>
+        <w:rPr>
+          <w:rFonts w:ascii="Arial" w:eastAsia="Times New Roman" w:hAnsi="Arial" w:cs="Arial"/>
+          <w:sz w:val="24"/>
+          <w:szCs w:val="24"/>
+        </w:rPr>
+        <w:tab/>
+      </w:r>
+      <w:r>
+        <w:rPr>
+          <w:rFonts w:ascii="Arial" w:eastAsia="Times New Roman" w:hAnsi="Arial" w:cs="Arial"/>
+          <w:sz w:val="24"/>
+          <w:szCs w:val="24"/>
+        </w:rPr>
+        <w:tab/>
+      </w:r>
+      <w:r>
+        <w:rPr>
+          <w:rFonts w:ascii="Times New Roman" w:eastAsia="Times New Roman" w:hAnsi="Times New Roman" w:cs="Times New Roman"/>
+          <w:sz w:val="20"/>
+          <w:szCs w:val="20"/>
+        </w:rPr>
+        <w:tab/>
+      </w:r>
+      <w:r>
+        <w:rPr>
+          <w:rFonts w:ascii="Times New Roman" w:eastAsia="Times New Roman" w:hAnsi="Times New Roman" w:cs="Times New Roman"/>
+          <w:sz w:val="20"/>
+          <w:szCs w:val="20"/>
+        </w:rPr>
+        <w:tab/>
+      </w:r>
+    </w:p>
+    <w:p>
+      <w:pPr>
+        <w:tabs>
+          <w:tab w:val="left" w:pos="844"/>
+          <w:tab w:val="left" w:pos="4234"/>
+          <w:tab w:val="left" w:pos="9109"/>
+          <w:tab w:val="left" w:pos="9205"/>
+          <w:tab w:val="left" w:pos="9301"/>
+        </w:tabs>
+        <w:spacing w:after="0" w:line="240" w:lineRule="auto"/>
+        <w:ind w:left="53"/>
+        <w:rPr>
+          <w:rFonts w:ascii="Times New Roman" w:eastAsia="Times New Roman" w:hAnsi="Times New Roman" w:cs="Times New Roman"/>
+          <w:sz w:val="20"/>
+          <w:szCs w:val="20"/>
+        </w:rPr>
+      </w:pPr>
+      <w:r>
+        <w:rPr>
+          <w:rFonts w:ascii="Arial" w:eastAsia="Times New Roman" w:hAnsi="Arial" w:cs="Arial"/>
+          <w:b/>
+          <w:bCs/>
+          <w:i/>
+          <w:iCs/>
+          <w:sz w:val="24"/>
+          <w:szCs w:val="24"/>
+        </w:rPr>
+        <w:t>Yêu cầu:</w:t>
+      </w:r>
+      <w:r>
+        <w:rPr>
+          <w:rFonts w:ascii="Arial" w:eastAsia="Times New Roman" w:hAnsi="Arial" w:cs="Arial"/>
+          <w:b/>
+          <w:bCs/>
+          <w:i/>
+          <w:iCs/>
+          <w:sz w:val="24"/>
+          <w:szCs w:val="24"/>
+        </w:rPr>
+        <w:tab/>
+      </w:r>
+      <w:r>
+        <w:rPr>
+          <w:rFonts w:ascii="Arial" w:eastAsia="Times New Roman" w:hAnsi="Arial" w:cs="Arial"/>
+          <w:b/>
+          <w:bCs/>
+          <w:i/>
+          <w:iCs/>
+          <w:sz w:val="24"/>
+          <w:szCs w:val="24"/>
+        </w:rPr>
+        <w:tab/>
+      </w:r>
+      <w:r>
+        <w:rPr>
+          <w:rFonts w:ascii="Times New Roman" w:eastAsia="Times New Roman" w:hAnsi="Times New Roman" w:cs="Times New Roman"/>
+          <w:sz w:val="20"/>
+          <w:szCs w:val="20"/>
+        </w:rPr>
+        <w:tab/>
+      </w:r>
+    </w:p>
+    <w:p>
+      <w:pPr>
+        <w:tabs>
+          <w:tab w:val="left" w:pos="844"/>
+          <w:tab w:val="left" w:pos="4234"/>
+          <w:tab w:val="left" w:pos="9064"/>
+          <w:tab w:val="left" w:pos="9205"/>
+          <w:tab w:val="left" w:pos="9301"/>
+        </w:tabs>
+        <w:spacing w:after="0" w:line="240" w:lineRule="auto"/>
+        <w:ind w:left="53"/>
+        <w:rPr>
+          <w:rFonts w:ascii="Times New Roman" w:eastAsia="Times New Roman" w:hAnsi="Times New Roman" w:cs="Times New Roman"/>
+          <w:sz w:val="20"/>
+          <w:szCs w:val="20"/>
+        </w:rPr>
+      </w:pPr>
+      <w:r>
+        <w:rPr>
+          <w:rFonts w:ascii="Arial" w:eastAsia="Times New Roman" w:hAnsi="Arial" w:cs="Arial"/>
+          <w:sz w:val="24"/>
+          <w:szCs w:val="24"/>
+        </w:rPr>
+        <w:lastRenderedPageBreak/>
+        <w:t>Tạo một container chạy MySQL phiên bản 8.0.</w:t>
+      </w:r>
+      <w:r>
+        <w:rPr>
+          <w:rFonts w:ascii="Arial" w:eastAsia="Times New Roman" w:hAnsi="Arial" w:cs="Arial"/>
+          <w:sz w:val="24"/>
+          <w:szCs w:val="24"/>
+        </w:rPr>
+        <w:tab/>
+      </w:r>
+      <w:r>
+        <w:rPr>
+          <w:rFonts w:ascii="Arial" w:eastAsia="Times New Roman" w:hAnsi="Arial" w:cs="Arial"/>
+          <w:sz w:val="24"/>
+          <w:szCs w:val="24"/>
+        </w:rPr>
+        <w:tab/>
+      </w:r>
+      <w:r>
+        <w:rPr>
+          <w:rFonts w:ascii="Times New Roman" w:eastAsia="Times New Roman" w:hAnsi="Times New Roman" w:cs="Times New Roman"/>
+          <w:sz w:val="20"/>
+          <w:szCs w:val="20"/>
+        </w:rPr>
+        <w:tab/>
+      </w:r>
+    </w:p>
+    <w:p>
+      <w:pPr>
+        <w:tabs>
+          <w:tab w:val="left" w:pos="844"/>
+          <w:tab w:val="left" w:pos="4234"/>
+          <w:tab w:val="left" w:pos="9064"/>
+          <w:tab w:val="left" w:pos="9205"/>
+          <w:tab w:val="left" w:pos="9301"/>
+        </w:tabs>
+        <w:spacing w:after="0" w:line="240" w:lineRule="auto"/>
+        <w:ind w:left="53"/>
+        <w:rPr>
+          <w:rFonts w:ascii="Times New Roman" w:eastAsia="Times New Roman" w:hAnsi="Times New Roman" w:cs="Times New Roman"/>
+          <w:sz w:val="20"/>
+          <w:szCs w:val="20"/>
+        </w:rPr>
+      </w:pPr>
+      <w:r>
+        <w:rPr>
+          <w:rFonts w:ascii="Arial" w:eastAsia="Times New Roman" w:hAnsi="Arial" w:cs="Arial"/>
+          <w:sz w:val="24"/>
+          <w:szCs w:val="24"/>
+        </w:rPr>
+        <w:t>Đặt username là user, password là password và database là mydb</w:t>
+      </w:r>
+      <w:r>
+        <w:rPr>
+          <w:rFonts w:ascii="Arial" w:eastAsia="Times New Roman" w:hAnsi="Arial" w:cs="Arial"/>
+          <w:sz w:val="24"/>
+          <w:szCs w:val="24"/>
+        </w:rPr>
+        <w:tab/>
+      </w:r>
+      <w:r>
+        <w:rPr>
+          <w:rFonts w:ascii="Arial" w:eastAsia="Times New Roman" w:hAnsi="Arial" w:cs="Arial"/>
+          <w:sz w:val="24"/>
+          <w:szCs w:val="24"/>
+        </w:rPr>
+        <w:tab/>
+      </w:r>
+      <w:r>
+        <w:rPr>
+          <w:rFonts w:ascii="Times New Roman" w:eastAsia="Times New Roman" w:hAnsi="Times New Roman" w:cs="Times New Roman"/>
+          <w:sz w:val="20"/>
+          <w:szCs w:val="20"/>
+        </w:rPr>
+        <w:tab/>
+      </w:r>
+    </w:p>
+    <w:p>
+      <w:pPr>
+        <w:tabs>
+          <w:tab w:val="left" w:pos="844"/>
+          <w:tab w:val="left" w:pos="4234"/>
+          <w:tab w:val="left" w:pos="9109"/>
+          <w:tab w:val="left" w:pos="9205"/>
+          <w:tab w:val="left" w:pos="9301"/>
+        </w:tabs>
+        <w:spacing w:after="0" w:line="240" w:lineRule="auto"/>
+        <w:ind w:left="53"/>
+        <w:rPr>
+          <w:rFonts w:ascii="Times New Roman" w:eastAsia="Times New Roman" w:hAnsi="Times New Roman" w:cs="Times New Roman"/>
+          <w:sz w:val="20"/>
+          <w:szCs w:val="20"/>
+        </w:rPr>
+      </w:pPr>
+      <w:r>
+        <w:rPr>
+          <w:rFonts w:ascii="Times New Roman" w:eastAsia="Times New Roman" w:hAnsi="Times New Roman" w:cs="Times New Roman"/>
+          <w:sz w:val="20"/>
+          <w:szCs w:val="20"/>
+        </w:rPr>
+        <w:tab/>
+      </w:r>
+      <w:r>
+        <w:rPr>
+          <w:rFonts w:ascii="Times New Roman" w:eastAsia="Times New Roman" w:hAnsi="Times New Roman" w:cs="Times New Roman"/>
+          <w:sz w:val="20"/>
+          <w:szCs w:val="20"/>
+        </w:rPr>
+        <w:tab/>
+      </w:r>
+      <w:r>
+        <w:rPr>
+          <w:rFonts w:ascii="Times New Roman" w:eastAsia="Times New Roman" w:hAnsi="Times New Roman" w:cs="Times New Roman"/>
+          <w:sz w:val="20"/>
+          <w:szCs w:val="20"/>
+        </w:rPr>
+        <w:tab/>
+      </w:r>
+      <w:r>
+        <w:rPr>
+          <w:rFonts w:ascii="Times New Roman" w:eastAsia="Times New Roman" w:hAnsi="Times New Roman" w:cs="Times New Roman"/>
+          <w:sz w:val="20"/>
+          <w:szCs w:val="20"/>
+        </w:rPr>
+        <w:tab/>
+      </w:r>
+      <w:r>
+        <w:rPr>
+          <w:rFonts w:ascii="Times New Roman" w:eastAsia="Times New Roman" w:hAnsi="Times New Roman" w:cs="Times New Roman"/>
+          <w:sz w:val="20"/>
+          <w:szCs w:val="20"/>
+        </w:rPr>
+        <w:tab/>
+      </w:r>
+    </w:p>
+    <w:p>
+      <w:pPr>
+        <w:tabs>
+          <w:tab w:val="left" w:pos="844"/>
+          <w:tab w:val="left" w:pos="4189"/>
+          <w:tab w:val="left" w:pos="9109"/>
+          <w:tab w:val="left" w:pos="9205"/>
+          <w:tab w:val="left" w:pos="9301"/>
+        </w:tabs>
+        <w:spacing w:after="0" w:line="240" w:lineRule="auto"/>
+        <w:ind w:left="53"/>
+        <w:rPr>
+          <w:rFonts w:ascii="Times New Roman" w:eastAsia="Times New Roman" w:hAnsi="Times New Roman" w:cs="Times New Roman"/>
+          <w:sz w:val="20"/>
+          <w:szCs w:val="20"/>
+        </w:rPr>
+      </w:pPr>
+      <w:r>
+        <w:rPr>
+          <w:rFonts w:ascii="Arial" w:eastAsia="Times New Roman" w:hAnsi="Arial" w:cs="Arial"/>
+          <w:sz w:val="24"/>
+          <w:szCs w:val="24"/>
+        </w:rPr>
+        <w:t>Bài 3: Kết nối MySQL với PHPMyAdmin</w:t>
+      </w:r>
+      <w:r>
+        <w:rPr>
+          <w:rFonts w:ascii="Arial" w:eastAsia="Times New Roman" w:hAnsi="Arial" w:cs="Arial"/>
+          <w:sz w:val="24"/>
+          <w:szCs w:val="24"/>
+        </w:rPr>
+        <w:tab/>
+      </w:r>
+      <w:r>
+        <w:rPr>
+          <w:rFonts w:ascii="Arial" w:eastAsia="Times New Roman" w:hAnsi="Arial" w:cs="Arial"/>
+          <w:sz w:val="24"/>
+          <w:szCs w:val="24"/>
+        </w:rPr>
+        <w:tab/>
+      </w:r>
+      <w:r>
+        <w:rPr>
+          <w:rFonts w:ascii="Times New Roman" w:eastAsia="Times New Roman" w:hAnsi="Times New Roman" w:cs="Times New Roman"/>
+          <w:sz w:val="20"/>
+          <w:szCs w:val="20"/>
+        </w:rPr>
+        <w:tab/>
+      </w:r>
+      <w:r>
+        <w:rPr>
+          <w:rFonts w:ascii="Times New Roman" w:eastAsia="Times New Roman" w:hAnsi="Times New Roman" w:cs="Times New Roman"/>
+          <w:sz w:val="20"/>
+          <w:szCs w:val="20"/>
+        </w:rPr>
+        <w:tab/>
+      </w:r>
+    </w:p>
+    <w:p>
+      <w:pPr>
+        <w:tabs>
+          <w:tab w:val="left" w:pos="844"/>
+          <w:tab w:val="left" w:pos="4234"/>
+          <w:tab w:val="left" w:pos="9109"/>
+          <w:tab w:val="left" w:pos="9205"/>
+          <w:tab w:val="left" w:pos="9301"/>
+        </w:tabs>
+        <w:spacing w:after="0" w:line="240" w:lineRule="auto"/>
+        <w:ind w:left="53"/>
+        <w:rPr>
+          <w:rFonts w:ascii="Times New Roman" w:eastAsia="Times New Roman" w:hAnsi="Times New Roman" w:cs="Times New Roman"/>
+          <w:sz w:val="20"/>
+          <w:szCs w:val="20"/>
+        </w:rPr>
+      </w:pPr>
+      <w:r>
+        <w:rPr>
+          <w:rFonts w:ascii="Arial" w:eastAsia="Times New Roman" w:hAnsi="Arial" w:cs="Arial"/>
+          <w:b/>
+          <w:bCs/>
+          <w:i/>
+          <w:iCs/>
+          <w:sz w:val="24"/>
+          <w:szCs w:val="24"/>
+        </w:rPr>
+        <w:t>Yêu cầu:</w:t>
+      </w:r>
+      <w:r>
+        <w:rPr>
+          <w:rFonts w:ascii="Arial" w:eastAsia="Times New Roman" w:hAnsi="Arial" w:cs="Arial"/>
+          <w:b/>
+          <w:bCs/>
+          <w:i/>
+          <w:iCs/>
+          <w:sz w:val="24"/>
+          <w:szCs w:val="24"/>
+        </w:rPr>
+        <w:tab/>
+      </w:r>
+      <w:r>
+        <w:rPr>
+          <w:rFonts w:ascii="Arial" w:eastAsia="Times New Roman" w:hAnsi="Arial" w:cs="Arial"/>
+          <w:b/>
+          <w:bCs/>
+          <w:i/>
+          <w:iCs/>
+          <w:sz w:val="24"/>
+          <w:szCs w:val="24"/>
+        </w:rPr>
+        <w:tab/>
+      </w:r>
+      <w:r>
+        <w:rPr>
+          <w:rFonts w:ascii="Times New Roman" w:eastAsia="Times New Roman" w:hAnsi="Times New Roman" w:cs="Times New Roman"/>
+          <w:sz w:val="20"/>
+          <w:szCs w:val="20"/>
+        </w:rPr>
+        <w:tab/>
+      </w:r>
+    </w:p>
+    <w:p>
+      <w:pPr>
+        <w:tabs>
+          <w:tab w:val="left" w:pos="844"/>
+          <w:tab w:val="left" w:pos="4234"/>
+          <w:tab w:val="left" w:pos="9064"/>
+          <w:tab w:val="left" w:pos="9205"/>
+          <w:tab w:val="left" w:pos="9301"/>
+        </w:tabs>
+        <w:spacing w:after="0" w:line="240" w:lineRule="auto"/>
+        <w:ind w:left="53"/>
+        <w:rPr>
+          <w:rFonts w:ascii="Times New Roman" w:eastAsia="Times New Roman" w:hAnsi="Times New Roman" w:cs="Times New Roman"/>
+          <w:sz w:val="20"/>
+          <w:szCs w:val="20"/>
+        </w:rPr>
+      </w:pPr>
+      <w:r>
+        <w:rPr>
+          <w:rFonts w:ascii="Arial" w:eastAsia="Times New Roman" w:hAnsi="Arial" w:cs="Arial"/>
+          <w:sz w:val="24"/>
+          <w:szCs w:val="24"/>
+        </w:rPr>
+        <w:t>Chạy MySQL và PHPMyAdmin với Docker Compose.</w:t>
+      </w:r>
+      <w:r>
+        <w:rPr>
+          <w:rFonts w:ascii="Arial" w:eastAsia="Times New Roman" w:hAnsi="Arial" w:cs="Arial"/>
+          <w:sz w:val="24"/>
+          <w:szCs w:val="24"/>
+        </w:rPr>
+        <w:tab/>
+      </w:r>
+      <w:r>
+        <w:rPr>
+          <w:rFonts w:ascii="Arial" w:eastAsia="Times New Roman" w:hAnsi="Arial" w:cs="Arial"/>
+          <w:sz w:val="24"/>
+          <w:szCs w:val="24"/>
+        </w:rPr>
+        <w:tab/>
+      </w:r>
+      <w:r>
+        <w:rPr>
+          <w:rFonts w:ascii="Times New Roman" w:eastAsia="Times New Roman" w:hAnsi="Times New Roman" w:cs="Times New Roman"/>
+          <w:sz w:val="20"/>
+          <w:szCs w:val="20"/>
+        </w:rPr>
+        <w:tab/>
+      </w:r>
+    </w:p>
+    <w:p>
+      <w:pPr>
+        <w:tabs>
+          <w:tab w:val="left" w:pos="844"/>
+          <w:tab w:val="left" w:pos="4234"/>
+          <w:tab w:val="left" w:pos="9064"/>
+          <w:tab w:val="left" w:pos="9205"/>
+          <w:tab w:val="left" w:pos="9301"/>
+        </w:tabs>
+        <w:spacing w:after="0" w:line="240" w:lineRule="auto"/>
+        <w:ind w:left="53"/>
+        <w:rPr>
+          <w:rFonts w:ascii="Times New Roman" w:eastAsia="Times New Roman" w:hAnsi="Times New Roman" w:cs="Times New Roman"/>
+          <w:sz w:val="20"/>
+          <w:szCs w:val="20"/>
+        </w:rPr>
+      </w:pPr>
+      <w:r>
+        <w:rPr>
+          <w:rFonts w:ascii="Arial" w:eastAsia="Times New Roman" w:hAnsi="Arial" w:cs="Arial"/>
+          <w:sz w:val="24"/>
+          <w:szCs w:val="24"/>
+        </w:rPr>
+        <w:t>PHPMyAdmin chạy trên cổng 8081.</w:t>
+      </w:r>
+      <w:r>
+        <w:rPr>
+          <w:rFonts w:ascii="Arial" w:eastAsia="Times New Roman" w:hAnsi="Arial" w:cs="Arial"/>
+          <w:sz w:val="24"/>
+          <w:szCs w:val="24"/>
+        </w:rPr>
+        <w:tab/>
+      </w:r>
+      <w:r>
+        <w:rPr>
+          <w:rFonts w:ascii="Arial" w:eastAsia="Times New Roman" w:hAnsi="Arial" w:cs="Arial"/>
+          <w:sz w:val="24"/>
+          <w:szCs w:val="24"/>
+        </w:rPr>
+        <w:tab/>
+      </w:r>
+      <w:r>
+        <w:rPr>
+          <w:rFonts w:ascii="Times New Roman" w:eastAsia="Times New Roman" w:hAnsi="Times New Roman" w:cs="Times New Roman"/>
+          <w:sz w:val="20"/>
+          <w:szCs w:val="20"/>
+        </w:rPr>
+        <w:tab/>
+      </w:r>
+    </w:p>
+    <w:p>
+      <w:pPr>
+        <w:tabs>
+          <w:tab w:val="left" w:pos="844"/>
+          <w:tab w:val="left" w:pos="4234"/>
+          <w:tab w:val="left" w:pos="9109"/>
+          <w:tab w:val="left" w:pos="9205"/>
+          <w:tab w:val="left" w:pos="9301"/>
+        </w:tabs>
+        <w:spacing w:after="0" w:line="240" w:lineRule="auto"/>
+        <w:ind w:left="53"/>
+        <w:rPr>
+          <w:rFonts w:ascii="Times New Roman" w:eastAsia="Times New Roman" w:hAnsi="Times New Roman" w:cs="Times New Roman"/>
+          <w:sz w:val="20"/>
+          <w:szCs w:val="20"/>
+        </w:rPr>
+      </w:pPr>
+      <w:r>
+        <w:rPr>
+          <w:rFonts w:ascii="Times New Roman" w:eastAsia="Times New Roman" w:hAnsi="Times New Roman" w:cs="Times New Roman"/>
+          <w:sz w:val="20"/>
+          <w:szCs w:val="20"/>
+        </w:rPr>
+        <w:tab/>
+      </w:r>
+      <w:r>
+        <w:rPr>
+          <w:rFonts w:ascii="Times New Roman" w:eastAsia="Times New Roman" w:hAnsi="Times New Roman" w:cs="Times New Roman"/>
+          <w:sz w:val="20"/>
+          <w:szCs w:val="20"/>
+        </w:rPr>
+        <w:tab/>
+      </w:r>
+      <w:r>
+        <w:rPr>
+          <w:rFonts w:ascii="Times New Roman" w:eastAsia="Times New Roman" w:hAnsi="Times New Roman" w:cs="Times New Roman"/>
+          <w:sz w:val="20"/>
+          <w:szCs w:val="20"/>
+        </w:rPr>
+        <w:tab/>
+      </w:r>
+      <w:r>
+        <w:rPr>
+          <w:rFonts w:ascii="Times New Roman" w:eastAsia="Times New Roman" w:hAnsi="Times New Roman" w:cs="Times New Roman"/>
+          <w:sz w:val="20"/>
+          <w:szCs w:val="20"/>
+        </w:rPr>
+        <w:tab/>
+      </w:r>
+      <w:r>
+        <w:rPr>
+          <w:rFonts w:ascii="Times New Roman" w:eastAsia="Times New Roman" w:hAnsi="Times New Roman" w:cs="Times New Roman"/>
+          <w:sz w:val="20"/>
+          <w:szCs w:val="20"/>
+        </w:rPr>
+        <w:tab/>
+      </w:r>
+    </w:p>
+    <w:p>
+      <w:pPr>
+        <w:tabs>
+          <w:tab w:val="left" w:pos="844"/>
+          <w:tab w:val="left" w:pos="4189"/>
+          <w:tab w:val="left" w:pos="9109"/>
+          <w:tab w:val="left" w:pos="9205"/>
+          <w:tab w:val="left" w:pos="9301"/>
+        </w:tabs>
+        <w:spacing w:after="0" w:line="240" w:lineRule="auto"/>
+        <w:ind w:left="53"/>
+        <w:rPr>
+          <w:rFonts w:ascii="Times New Roman" w:eastAsia="Times New Roman" w:hAnsi="Times New Roman" w:cs="Times New Roman"/>
+          <w:sz w:val="20"/>
+          <w:szCs w:val="20"/>
+        </w:rPr>
+      </w:pPr>
+      <w:r>
+        <w:rPr>
+          <w:rFonts w:ascii="Arial" w:eastAsia="Times New Roman" w:hAnsi="Arial" w:cs="Arial"/>
+          <w:sz w:val="24"/>
+          <w:szCs w:val="24"/>
+        </w:rPr>
+        <w:t>Bài 4: Chạy ứng dụng Node.js với Docker Compose</w:t>
+      </w:r>
+      <w:r>
+        <w:rPr>
+          <w:rFonts w:ascii="Arial" w:eastAsia="Times New Roman" w:hAnsi="Arial" w:cs="Arial"/>
+          <w:sz w:val="24"/>
+          <w:szCs w:val="24"/>
+        </w:rPr>
+        <w:tab/>
+      </w:r>
+      <w:r>
+        <w:rPr>
+          <w:rFonts w:ascii="Arial" w:eastAsia="Times New Roman" w:hAnsi="Arial" w:cs="Arial"/>
+          <w:sz w:val="24"/>
+          <w:szCs w:val="24"/>
+        </w:rPr>
+        <w:tab/>
+      </w:r>
+      <w:r>
+        <w:rPr>
+          <w:rFonts w:ascii="Times New Roman" w:eastAsia="Times New Roman" w:hAnsi="Times New Roman" w:cs="Times New Roman"/>
+          <w:sz w:val="20"/>
+          <w:szCs w:val="20"/>
+        </w:rPr>
+        <w:tab/>
+      </w:r>
+      <w:r>
+        <w:rPr>
+          <w:rFonts w:ascii="Times New Roman" w:eastAsia="Times New Roman" w:hAnsi="Times New Roman" w:cs="Times New Roman"/>
+          <w:sz w:val="20"/>
+          <w:szCs w:val="20"/>
+        </w:rPr>
+        <w:tab/>
+      </w:r>
+    </w:p>
+    <w:p>
+      <w:pPr>
+        <w:tabs>
+          <w:tab w:val="left" w:pos="844"/>
+          <w:tab w:val="left" w:pos="4234"/>
+          <w:tab w:val="left" w:pos="9109"/>
+          <w:tab w:val="left" w:pos="9205"/>
+          <w:tab w:val="left" w:pos="9301"/>
+        </w:tabs>
+        <w:spacing w:after="0" w:line="240" w:lineRule="auto"/>
+        <w:ind w:left="53"/>
+        <w:rPr>
+          <w:rFonts w:ascii="Times New Roman" w:eastAsia="Times New Roman" w:hAnsi="Times New Roman" w:cs="Times New Roman"/>
+          <w:sz w:val="20"/>
+          <w:szCs w:val="20"/>
+        </w:rPr>
+      </w:pPr>
+      <w:r>
+        <w:rPr>
+          <w:rFonts w:ascii="Arial" w:eastAsia="Times New Roman" w:hAnsi="Arial" w:cs="Arial"/>
+          <w:b/>
+          <w:bCs/>
+          <w:i/>
+          <w:iCs/>
+          <w:sz w:val="24"/>
+          <w:szCs w:val="24"/>
+        </w:rPr>
+        <w:t>Yêu cầu:</w:t>
+      </w:r>
+      <w:r>
+        <w:rPr>
+          <w:rFonts w:ascii="Arial" w:eastAsia="Times New Roman" w:hAnsi="Arial" w:cs="Arial"/>
+          <w:b/>
+          <w:bCs/>
+          <w:i/>
+          <w:iCs/>
+          <w:sz w:val="24"/>
+          <w:szCs w:val="24"/>
+        </w:rPr>
+        <w:tab/>
+      </w:r>
+      <w:r>
+        <w:rPr>
+          <w:rFonts w:ascii="Arial" w:eastAsia="Times New Roman" w:hAnsi="Arial" w:cs="Arial"/>
+          <w:b/>
+          <w:bCs/>
+          <w:i/>
+          <w:iCs/>
+          <w:sz w:val="24"/>
+          <w:szCs w:val="24"/>
+        </w:rPr>
+        <w:tab/>
+      </w:r>
+      <w:r>
+        <w:rPr>
+          <w:rFonts w:ascii="Times New Roman" w:eastAsia="Times New Roman" w:hAnsi="Times New Roman" w:cs="Times New Roman"/>
+          <w:sz w:val="20"/>
+          <w:szCs w:val="20"/>
+        </w:rPr>
+        <w:tab/>
+      </w:r>
+    </w:p>
+    <w:p>
+      <w:pPr>
+        <w:tabs>
+          <w:tab w:val="left" w:pos="844"/>
+          <w:tab w:val="left" w:pos="4234"/>
+          <w:tab w:val="left" w:pos="9064"/>
+          <w:tab w:val="left" w:pos="9205"/>
+          <w:tab w:val="left" w:pos="9301"/>
+        </w:tabs>
+        <w:spacing w:after="0" w:line="240" w:lineRule="auto"/>
+        <w:ind w:left="53"/>
+        <w:rPr>
+          <w:rFonts w:ascii="Times New Roman" w:eastAsia="Times New Roman" w:hAnsi="Times New Roman" w:cs="Times New Roman"/>
+          <w:sz w:val="20"/>
+          <w:szCs w:val="20"/>
+        </w:rPr>
+      </w:pPr>
+      <w:r>
+        <w:rPr>
+          <w:rFonts w:ascii="Arial" w:eastAsia="Times New Roman" w:hAnsi="Arial" w:cs="Arial"/>
+          <w:sz w:val="24"/>
+          <w:szCs w:val="24"/>
+        </w:rPr>
+        <w:t>Chạy một ứng dụng Node.js đơn giản với Express.</w:t>
+      </w:r>
+      <w:r>
+        <w:rPr>
+          <w:rFonts w:ascii="Arial" w:eastAsia="Times New Roman" w:hAnsi="Arial" w:cs="Arial"/>
+          <w:sz w:val="24"/>
+          <w:szCs w:val="24"/>
+        </w:rPr>
+        <w:tab/>
+      </w:r>
+      <w:r>
+        <w:rPr>
+          <w:rFonts w:ascii="Arial" w:eastAsia="Times New Roman" w:hAnsi="Arial" w:cs="Arial"/>
+          <w:sz w:val="24"/>
+          <w:szCs w:val="24"/>
+        </w:rPr>
+        <w:tab/>
+      </w:r>
+      <w:r>
+        <w:rPr>
+          <w:rFonts w:ascii="Times New Roman" w:eastAsia="Times New Roman" w:hAnsi="Times New Roman" w:cs="Times New Roman"/>
+          <w:sz w:val="20"/>
+          <w:szCs w:val="20"/>
+        </w:rPr>
+        <w:tab/>
+      </w:r>
+    </w:p>
+    <w:p>
+      <w:pPr>
+        <w:tabs>
+          <w:tab w:val="left" w:pos="844"/>
+          <w:tab w:val="left" w:pos="4234"/>
+          <w:tab w:val="left" w:pos="9109"/>
+          <w:tab w:val="left" w:pos="9205"/>
+          <w:tab w:val="left" w:pos="9301"/>
+        </w:tabs>
+        <w:spacing w:after="0" w:line="240" w:lineRule="auto"/>
+        <w:ind w:left="53"/>
+        <w:rPr>
+          <w:rFonts w:ascii="Times New Roman" w:eastAsia="Times New Roman" w:hAnsi="Times New Roman" w:cs="Times New Roman"/>
+          <w:sz w:val="20"/>
+          <w:szCs w:val="20"/>
+        </w:rPr>
+      </w:pPr>
+      <w:r>
+        <w:rPr>
+          <w:rFonts w:ascii="Times New Roman" w:eastAsia="Times New Roman" w:hAnsi="Times New Roman" w:cs="Times New Roman"/>
+          <w:sz w:val="20"/>
+          <w:szCs w:val="20"/>
+        </w:rPr>
+        <w:tab/>
+      </w:r>
+      <w:r>
+        <w:rPr>
+          <w:rFonts w:ascii="Times New Roman" w:eastAsia="Times New Roman" w:hAnsi="Times New Roman" w:cs="Times New Roman"/>
+          <w:sz w:val="20"/>
+          <w:szCs w:val="20"/>
+        </w:rPr>
+        <w:tab/>
+      </w:r>
+      <w:r>
+        <w:rPr>
+          <w:rFonts w:ascii="Times New Roman" w:eastAsia="Times New Roman" w:hAnsi="Times New Roman" w:cs="Times New Roman"/>
+          <w:sz w:val="20"/>
+          <w:szCs w:val="20"/>
+        </w:rPr>
+        <w:tab/>
+      </w:r>
+      <w:r>
+        <w:rPr>
+          <w:rFonts w:ascii="Times New Roman" w:eastAsia="Times New Roman" w:hAnsi="Times New Roman" w:cs="Times New Roman"/>
+          <w:sz w:val="20"/>
+          <w:szCs w:val="20"/>
+        </w:rPr>
+        <w:tab/>
+      </w:r>
+      <w:r>
+        <w:rPr>
+          <w:rFonts w:ascii="Times New Roman" w:eastAsia="Times New Roman" w:hAnsi="Times New Roman" w:cs="Times New Roman"/>
+          <w:sz w:val="20"/>
+          <w:szCs w:val="20"/>
+        </w:rPr>
+        <w:tab/>
+      </w:r>
+    </w:p>
+    <w:p>
+      <w:pPr>
+        <w:tabs>
+          <w:tab w:val="left" w:pos="844"/>
+          <w:tab w:val="left" w:pos="4189"/>
+          <w:tab w:val="left" w:pos="9109"/>
+          <w:tab w:val="left" w:pos="9205"/>
+          <w:tab w:val="left" w:pos="9301"/>
+        </w:tabs>
+        <w:spacing w:after="0" w:line="240" w:lineRule="auto"/>
+        <w:ind w:left="53"/>
+        <w:rPr>
+          <w:rFonts w:ascii="Times New Roman" w:eastAsia="Times New Roman" w:hAnsi="Times New Roman" w:cs="Times New Roman"/>
+          <w:sz w:val="20"/>
+          <w:szCs w:val="20"/>
+        </w:rPr>
+      </w:pPr>
+      <w:r>
+        <w:rPr>
+          <w:rFonts w:ascii="Arial" w:eastAsia="Times New Roman" w:hAnsi="Arial" w:cs="Arial"/>
+          <w:sz w:val="24"/>
+          <w:szCs w:val="24"/>
+        </w:rPr>
+        <w:t>Bài 5: Chạy Redis với Docker Compose</w:t>
+      </w:r>
+      <w:r>
+        <w:rPr>
+          <w:rFonts w:ascii="Arial" w:eastAsia="Times New Roman" w:hAnsi="Arial" w:cs="Arial"/>
+          <w:sz w:val="24"/>
+          <w:szCs w:val="24"/>
+        </w:rPr>
+        <w:tab/>
+      </w:r>
+      <w:r>
+        <w:rPr>
+          <w:rFonts w:ascii="Arial" w:eastAsia="Times New Roman" w:hAnsi="Arial" w:cs="Arial"/>
+          <w:sz w:val="24"/>
+          <w:szCs w:val="24"/>
+        </w:rPr>
+        <w:tab/>
+      </w:r>
+      <w:r>
+        <w:rPr>
+          <w:rFonts w:ascii="Times New Roman" w:eastAsia="Times New Roman" w:hAnsi="Times New Roman" w:cs="Times New Roman"/>
+          <w:sz w:val="20"/>
+          <w:szCs w:val="20"/>
+        </w:rPr>
+        <w:tab/>
+      </w:r>
+      <w:r>
+        <w:rPr>
+          <w:rFonts w:ascii="Times New Roman" w:eastAsia="Times New Roman" w:hAnsi="Times New Roman" w:cs="Times New Roman"/>
+          <w:sz w:val="20"/>
+          <w:szCs w:val="20"/>
+        </w:rPr>
+        <w:tab/>
+      </w:r>
+    </w:p>
+    <w:p>
+      <w:pPr>
+        <w:tabs>
+          <w:tab w:val="left" w:pos="844"/>
+          <w:tab w:val="left" w:pos="4234"/>
+          <w:tab w:val="left" w:pos="9109"/>
+          <w:tab w:val="left" w:pos="9205"/>
+          <w:tab w:val="left" w:pos="9301"/>
+        </w:tabs>
+        <w:spacing w:after="0" w:line="240" w:lineRule="auto"/>
+        <w:ind w:left="53"/>
+        <w:rPr>
+          <w:rFonts w:ascii="Times New Roman" w:eastAsia="Times New Roman" w:hAnsi="Times New Roman" w:cs="Times New Roman"/>
+          <w:sz w:val="20"/>
+          <w:szCs w:val="20"/>
+        </w:rPr>
+      </w:pPr>
+      <w:r>
+        <w:rPr>
+          <w:rFonts w:ascii="Arial" w:eastAsia="Times New Roman" w:hAnsi="Arial" w:cs="Arial"/>
+          <w:b/>
+          <w:bCs/>
+          <w:i/>
+          <w:iCs/>
+          <w:sz w:val="24"/>
+          <w:szCs w:val="24"/>
+        </w:rPr>
+        <w:t>Yêu cầu:</w:t>
+      </w:r>
+      <w:r>
+        <w:rPr>
+          <w:rFonts w:ascii="Arial" w:eastAsia="Times New Roman" w:hAnsi="Arial" w:cs="Arial"/>
+          <w:b/>
+          <w:bCs/>
+          <w:i/>
+          <w:iCs/>
+          <w:sz w:val="24"/>
+          <w:szCs w:val="24"/>
+        </w:rPr>
+        <w:tab/>
+      </w:r>
+      <w:r>
+        <w:rPr>
+          <w:rFonts w:ascii="Arial" w:eastAsia="Times New Roman" w:hAnsi="Arial" w:cs="Arial"/>
+          <w:b/>
+          <w:bCs/>
+          <w:i/>
+          <w:iCs/>
+          <w:sz w:val="24"/>
+          <w:szCs w:val="24"/>
+        </w:rPr>
+        <w:tab/>
+      </w:r>
+      <w:r>
+        <w:rPr>
+          <w:rFonts w:ascii="Times New Roman" w:eastAsia="Times New Roman" w:hAnsi="Times New Roman" w:cs="Times New Roman"/>
+          <w:sz w:val="20"/>
+          <w:szCs w:val="20"/>
+        </w:rPr>
+        <w:tab/>
+      </w:r>
+    </w:p>
+    <w:p>
+      <w:pPr>
+        <w:tabs>
+          <w:tab w:val="left" w:pos="844"/>
+          <w:tab w:val="left" w:pos="4234"/>
+          <w:tab w:val="left" w:pos="9064"/>
+          <w:tab w:val="left" w:pos="9205"/>
+          <w:tab w:val="left" w:pos="9301"/>
+        </w:tabs>
+        <w:spacing w:after="0" w:line="240" w:lineRule="auto"/>
+        <w:ind w:left="53"/>
+        <w:rPr>
+          <w:rFonts w:ascii="Times New Roman" w:eastAsia="Times New Roman" w:hAnsi="Times New Roman" w:cs="Times New Roman"/>
+          <w:sz w:val="20"/>
+          <w:szCs w:val="20"/>
+        </w:rPr>
+      </w:pPr>
+      <w:r>
+        <w:rPr>
+          <w:rFonts w:ascii="Arial" w:eastAsia="Times New Roman" w:hAnsi="Arial" w:cs="Arial"/>
+          <w:sz w:val="24"/>
+          <w:szCs w:val="24"/>
+        </w:rPr>
+        <w:t>Chạy một container Redis trên cổng 6379.</w:t>
+      </w:r>
+      <w:r>
+        <w:rPr>
+          <w:rFonts w:ascii="Arial" w:eastAsia="Times New Roman" w:hAnsi="Arial" w:cs="Arial"/>
+          <w:sz w:val="24"/>
+          <w:szCs w:val="24"/>
+        </w:rPr>
+        <w:tab/>
+      </w:r>
+      <w:r>
+        <w:rPr>
+          <w:rFonts w:ascii="Arial" w:eastAsia="Times New Roman" w:hAnsi="Arial" w:cs="Arial"/>
+          <w:sz w:val="24"/>
+          <w:szCs w:val="24"/>
+        </w:rPr>
+        <w:tab/>
+      </w:r>
+      <w:r>
+        <w:rPr>
+          <w:rFonts w:ascii="Times New Roman" w:eastAsia="Times New Roman" w:hAnsi="Times New Roman" w:cs="Times New Roman"/>
+          <w:sz w:val="20"/>
+          <w:szCs w:val="20"/>
+        </w:rPr>
+        <w:tab/>
+      </w:r>
+    </w:p>
+    <w:p>
+      <w:pPr>
+        <w:tabs>
+          <w:tab w:val="left" w:pos="844"/>
+          <w:tab w:val="left" w:pos="4234"/>
+          <w:tab w:val="left" w:pos="9109"/>
+          <w:tab w:val="left" w:pos="9205"/>
+          <w:tab w:val="left" w:pos="9301"/>
+        </w:tabs>
+        <w:spacing w:after="0" w:line="240" w:lineRule="auto"/>
+        <w:ind w:left="53"/>
+        <w:rPr>
+          <w:rFonts w:ascii="Times New Roman" w:eastAsia="Times New Roman" w:hAnsi="Times New Roman" w:cs="Times New Roman"/>
+          <w:sz w:val="20"/>
+          <w:szCs w:val="20"/>
+        </w:rPr>
+      </w:pPr>
+      <w:r>
+        <w:rPr>
+          <w:rFonts w:ascii="Times New Roman" w:eastAsia="Times New Roman" w:hAnsi="Times New Roman" w:cs="Times New Roman"/>
+          <w:sz w:val="20"/>
+          <w:szCs w:val="20"/>
+        </w:rPr>
+        <w:tab/>
+      </w:r>
+      <w:r>
+        <w:rPr>
+          <w:rFonts w:ascii="Times New Roman" w:eastAsia="Times New Roman" w:hAnsi="Times New Roman" w:cs="Times New Roman"/>
+          <w:sz w:val="20"/>
+          <w:szCs w:val="20"/>
+        </w:rPr>
+        <w:tab/>
+      </w:r>
+      <w:r>
+        <w:rPr>
+          <w:rFonts w:ascii="Times New Roman" w:eastAsia="Times New Roman" w:hAnsi="Times New Roman" w:cs="Times New Roman"/>
+          <w:sz w:val="20"/>
+          <w:szCs w:val="20"/>
+        </w:rPr>
+        <w:tab/>
+      </w:r>
+      <w:r>
+        <w:rPr>
+          <w:rFonts w:ascii="Times New Roman" w:eastAsia="Times New Roman" w:hAnsi="Times New Roman" w:cs="Times New Roman"/>
+          <w:sz w:val="20"/>
+          <w:szCs w:val="20"/>
+        </w:rPr>
+        <w:tab/>
+      </w:r>
+      <w:r>
+        <w:rPr>
+          <w:rFonts w:ascii="Times New Roman" w:eastAsia="Times New Roman" w:hAnsi="Times New Roman" w:cs="Times New Roman"/>
+          <w:sz w:val="20"/>
+          <w:szCs w:val="20"/>
+        </w:rPr>
+        <w:tab/>
+      </w:r>
+    </w:p>
+    <w:p>
+      <w:pPr>
+        <w:tabs>
+          <w:tab w:val="left" w:pos="844"/>
+          <w:tab w:val="left" w:pos="4189"/>
+          <w:tab w:val="left" w:pos="9109"/>
+          <w:tab w:val="left" w:pos="9205"/>
+          <w:tab w:val="left" w:pos="9301"/>
+        </w:tabs>
+        <w:spacing w:after="0" w:line="240" w:lineRule="auto"/>
+        <w:ind w:left="53"/>
+        <w:rPr>
+          <w:rFonts w:ascii="Times New Roman" w:eastAsia="Times New Roman" w:hAnsi="Times New Roman" w:cs="Times New Roman"/>
+          <w:sz w:val="20"/>
+          <w:szCs w:val="20"/>
+        </w:rPr>
+      </w:pPr>
+      <w:r>
+        <w:rPr>
+          <w:rFonts w:ascii="Arial" w:eastAsia="Times New Roman" w:hAnsi="Arial" w:cs="Arial"/>
+          <w:sz w:val="24"/>
+          <w:szCs w:val="24"/>
+        </w:rPr>
+        <w:t>Bài 6: Chạy WordPress với MySQL</w:t>
+      </w:r>
+      <w:r>
+        <w:rPr>
+          <w:rFonts w:ascii="Arial" w:eastAsia="Times New Roman" w:hAnsi="Arial" w:cs="Arial"/>
+          <w:sz w:val="24"/>
+          <w:szCs w:val="24"/>
+        </w:rPr>
+        <w:tab/>
+      </w:r>
+      <w:r>
+        <w:rPr>
+          <w:rFonts w:ascii="Arial" w:eastAsia="Times New Roman" w:hAnsi="Arial" w:cs="Arial"/>
+          <w:sz w:val="24"/>
+          <w:szCs w:val="24"/>
+        </w:rPr>
+        <w:tab/>
+      </w:r>
+      <w:r>
+        <w:rPr>
+          <w:rFonts w:ascii="Times New Roman" w:eastAsia="Times New Roman" w:hAnsi="Times New Roman" w:cs="Times New Roman"/>
+          <w:sz w:val="20"/>
+          <w:szCs w:val="20"/>
+        </w:rPr>
+        <w:tab/>
+      </w:r>
+      <w:r>
+        <w:rPr>
+          <w:rFonts w:ascii="Times New Roman" w:eastAsia="Times New Roman" w:hAnsi="Times New Roman" w:cs="Times New Roman"/>
+          <w:sz w:val="20"/>
+          <w:szCs w:val="20"/>
+        </w:rPr>
+        <w:tab/>
+      </w:r>
+    </w:p>
+    <w:p>
+      <w:pPr>
+        <w:tabs>
+          <w:tab w:val="left" w:pos="844"/>
+          <w:tab w:val="left" w:pos="4234"/>
+          <w:tab w:val="left" w:pos="9109"/>
+          <w:tab w:val="left" w:pos="9205"/>
+          <w:tab w:val="left" w:pos="9301"/>
+        </w:tabs>
+        <w:spacing w:after="0" w:line="240" w:lineRule="auto"/>
+        <w:ind w:left="53"/>
+        <w:rPr>
+          <w:rFonts w:ascii="Times New Roman" w:eastAsia="Times New Roman" w:hAnsi="Times New Roman" w:cs="Times New Roman"/>
+          <w:sz w:val="20"/>
+          <w:szCs w:val="20"/>
+        </w:rPr>
+      </w:pPr>
+      <w:r>
+        <w:rPr>
+          <w:rFonts w:ascii="Arial" w:eastAsia="Times New Roman" w:hAnsi="Arial" w:cs="Arial"/>
+          <w:b/>
+          <w:bCs/>
+          <w:i/>
+          <w:iCs/>
+          <w:sz w:val="24"/>
+          <w:szCs w:val="24"/>
+        </w:rPr>
+        <w:t>Yêu cầu:</w:t>
+      </w:r>
+      <w:r>
+        <w:rPr>
+          <w:rFonts w:ascii="Arial" w:eastAsia="Times New Roman" w:hAnsi="Arial" w:cs="Arial"/>
+          <w:b/>
+          <w:bCs/>
+          <w:i/>
+          <w:iCs/>
+          <w:sz w:val="24"/>
+          <w:szCs w:val="24"/>
+        </w:rPr>
+        <w:tab/>
+      </w:r>
+      <w:r>
+        <w:rPr>
+          <w:rFonts w:ascii="Arial" w:eastAsia="Times New Roman" w:hAnsi="Arial" w:cs="Arial"/>
+          <w:b/>
+          <w:bCs/>
+          <w:i/>
+          <w:iCs/>
+          <w:sz w:val="24"/>
+          <w:szCs w:val="24"/>
+        </w:rPr>
+        <w:tab/>
+      </w:r>
+      <w:r>
+        <w:rPr>
+          <w:rFonts w:ascii="Times New Roman" w:eastAsia="Times New Roman" w:hAnsi="Times New Roman" w:cs="Times New Roman"/>
+          <w:sz w:val="20"/>
+          <w:szCs w:val="20"/>
+        </w:rPr>
+        <w:tab/>
+      </w:r>
+    </w:p>
+    <w:p>
+      <w:pPr>
+        <w:tabs>
+          <w:tab w:val="left" w:pos="844"/>
+          <w:tab w:val="left" w:pos="4234"/>
+          <w:tab w:val="left" w:pos="9064"/>
+          <w:tab w:val="left" w:pos="9205"/>
+          <w:tab w:val="left" w:pos="9301"/>
+        </w:tabs>
+        <w:spacing w:after="0" w:line="240" w:lineRule="auto"/>
+        <w:ind w:left="53"/>
+        <w:rPr>
+          <w:rFonts w:ascii="Times New Roman" w:eastAsia="Times New Roman" w:hAnsi="Times New Roman" w:cs="Times New Roman"/>
+          <w:sz w:val="20"/>
+          <w:szCs w:val="20"/>
+        </w:rPr>
+      </w:pPr>
+      <w:r>
+        <w:rPr>
+          <w:rFonts w:ascii="Arial" w:eastAsia="Times New Roman" w:hAnsi="Arial" w:cs="Arial"/>
+          <w:sz w:val="24"/>
+          <w:szCs w:val="24"/>
+        </w:rPr>
+        <w:t>Chạy WordPress với MySQL bằng Docker Compose.</w:t>
+      </w:r>
+      <w:r>
+        <w:rPr>
+          <w:rFonts w:ascii="Arial" w:eastAsia="Times New Roman" w:hAnsi="Arial" w:cs="Arial"/>
+          <w:sz w:val="24"/>
+          <w:szCs w:val="24"/>
+        </w:rPr>
+        <w:tab/>
+      </w:r>
+      <w:r>
+        <w:rPr>
+          <w:rFonts w:ascii="Arial" w:eastAsia="Times New Roman" w:hAnsi="Arial" w:cs="Arial"/>
+          <w:sz w:val="24"/>
+          <w:szCs w:val="24"/>
+        </w:rPr>
+        <w:tab/>
+      </w:r>
+      <w:r>
+        <w:rPr>
+          <w:rFonts w:ascii="Times New Roman" w:eastAsia="Times New Roman" w:hAnsi="Times New Roman" w:cs="Times New Roman"/>
+          <w:sz w:val="20"/>
+          <w:szCs w:val="20"/>
+        </w:rPr>
+        <w:tab/>
+      </w:r>
+    </w:p>
+    <w:p>
+      <w:pPr>
+        <w:tabs>
+          <w:tab w:val="left" w:pos="844"/>
+          <w:tab w:val="left" w:pos="4234"/>
+          <w:tab w:val="left" w:pos="9109"/>
+          <w:tab w:val="left" w:pos="9205"/>
+          <w:tab w:val="left" w:pos="9301"/>
+        </w:tabs>
+        <w:spacing w:after="0" w:line="240" w:lineRule="auto"/>
+        <w:ind w:left="53"/>
+        <w:rPr>
+          <w:rFonts w:ascii="Times New Roman" w:eastAsia="Times New Roman" w:hAnsi="Times New Roman" w:cs="Times New Roman"/>
+          <w:sz w:val="20"/>
+          <w:szCs w:val="20"/>
+        </w:rPr>
+      </w:pPr>
+      <w:r>
+        <w:rPr>
+          <w:rFonts w:ascii="Times New Roman" w:eastAsia="Times New Roman" w:hAnsi="Times New Roman" w:cs="Times New Roman"/>
+          <w:sz w:val="20"/>
+          <w:szCs w:val="20"/>
+        </w:rPr>
+        <w:tab/>
+      </w:r>
+      <w:r>
+        <w:rPr>
+          <w:rFonts w:ascii="Times New Roman" w:eastAsia="Times New Roman" w:hAnsi="Times New Roman" w:cs="Times New Roman"/>
+          <w:sz w:val="20"/>
+          <w:szCs w:val="20"/>
+        </w:rPr>
+        <w:tab/>
+      </w:r>
+      <w:r>
+        <w:rPr>
+          <w:rFonts w:ascii="Times New Roman" w:eastAsia="Times New Roman" w:hAnsi="Times New Roman" w:cs="Times New Roman"/>
+          <w:sz w:val="20"/>
+          <w:szCs w:val="20"/>
+        </w:rPr>
+        <w:tab/>
+      </w:r>
+      <w:r>
+        <w:rPr>
+          <w:rFonts w:ascii="Times New Roman" w:eastAsia="Times New Roman" w:hAnsi="Times New Roman" w:cs="Times New Roman"/>
+          <w:sz w:val="20"/>
+          <w:szCs w:val="20"/>
+        </w:rPr>
+        <w:tab/>
+      </w:r>
+      <w:r>
+        <w:rPr>
+          <w:rFonts w:ascii="Times New Roman" w:eastAsia="Times New Roman" w:hAnsi="Times New Roman" w:cs="Times New Roman"/>
+          <w:sz w:val="20"/>
+          <w:szCs w:val="20"/>
+        </w:rPr>
+        <w:tab/>
+      </w:r>
+    </w:p>
+    <w:p>
+      <w:pPr>
+        <w:tabs>
+          <w:tab w:val="left" w:pos="844"/>
+          <w:tab w:val="left" w:pos="4189"/>
+          <w:tab w:val="left" w:pos="9109"/>
+          <w:tab w:val="left" w:pos="9205"/>
+          <w:tab w:val="left" w:pos="9301"/>
+        </w:tabs>
+        <w:spacing w:after="0" w:line="240" w:lineRule="auto"/>
+        <w:ind w:left="53"/>
+        <w:rPr>
+          <w:rFonts w:ascii="Times New Roman" w:eastAsia="Times New Roman" w:hAnsi="Times New Roman" w:cs="Times New Roman"/>
+          <w:sz w:val="20"/>
+          <w:szCs w:val="20"/>
+        </w:rPr>
+      </w:pPr>
+      <w:r>
+        <w:rPr>
+          <w:rFonts w:ascii="Arial" w:eastAsia="Times New Roman" w:hAnsi="Arial" w:cs="Arial"/>
+          <w:sz w:val="24"/>
+          <w:szCs w:val="24"/>
+        </w:rPr>
+        <w:t>Bài 7: Chạy MongoDB với Docker Compose</w:t>
+      </w:r>
+      <w:r>
+        <w:rPr>
+          <w:rFonts w:ascii="Arial" w:eastAsia="Times New Roman" w:hAnsi="Arial" w:cs="Arial"/>
+          <w:sz w:val="24"/>
+          <w:szCs w:val="24"/>
+        </w:rPr>
+        <w:tab/>
+      </w:r>
+      <w:r>
+        <w:rPr>
+          <w:rFonts w:ascii="Arial" w:eastAsia="Times New Roman" w:hAnsi="Arial" w:cs="Arial"/>
+          <w:sz w:val="24"/>
+          <w:szCs w:val="24"/>
+        </w:rPr>
+        <w:tab/>
+      </w:r>
+      <w:r>
+        <w:rPr>
+          <w:rFonts w:ascii="Times New Roman" w:eastAsia="Times New Roman" w:hAnsi="Times New Roman" w:cs="Times New Roman"/>
+          <w:sz w:val="20"/>
+          <w:szCs w:val="20"/>
+        </w:rPr>
+        <w:tab/>
+      </w:r>
+      <w:r>
+        <w:rPr>
+          <w:rFonts w:ascii="Times New Roman" w:eastAsia="Times New Roman" w:hAnsi="Times New Roman" w:cs="Times New Roman"/>
+          <w:sz w:val="20"/>
+          <w:szCs w:val="20"/>
+        </w:rPr>
+        <w:tab/>
+      </w:r>
+    </w:p>
+    <w:p>
+      <w:pPr>
+        <w:tabs>
+          <w:tab w:val="left" w:pos="844"/>
+          <w:tab w:val="left" w:pos="4234"/>
+          <w:tab w:val="left" w:pos="9109"/>
+          <w:tab w:val="left" w:pos="9205"/>
+          <w:tab w:val="left" w:pos="9301"/>
+        </w:tabs>
+        <w:spacing w:after="0" w:line="240" w:lineRule="auto"/>
+        <w:ind w:left="53"/>
+        <w:rPr>
+          <w:rFonts w:ascii="Times New Roman" w:eastAsia="Times New Roman" w:hAnsi="Times New Roman" w:cs="Times New Roman"/>
+          <w:sz w:val="20"/>
+          <w:szCs w:val="20"/>
+        </w:rPr>
+      </w:pPr>
+      <w:r>
+        <w:rPr>
+          <w:rFonts w:ascii="Arial" w:eastAsia="Times New Roman" w:hAnsi="Arial" w:cs="Arial"/>
+          <w:b/>
+          <w:bCs/>
+          <w:i/>
+          <w:iCs/>
+          <w:sz w:val="24"/>
+          <w:szCs w:val="24"/>
+        </w:rPr>
+        <w:t>Yêu cầu:</w:t>
+      </w:r>
+      <w:r>
+        <w:rPr>
+          <w:rFonts w:ascii="Arial" w:eastAsia="Times New Roman" w:hAnsi="Arial" w:cs="Arial"/>
+          <w:b/>
+          <w:bCs/>
+          <w:i/>
+          <w:iCs/>
+          <w:sz w:val="24"/>
+          <w:szCs w:val="24"/>
+        </w:rPr>
+        <w:tab/>
+      </w:r>
+      <w:r>
+        <w:rPr>
+          <w:rFonts w:ascii="Arial" w:eastAsia="Times New Roman" w:hAnsi="Arial" w:cs="Arial"/>
+          <w:b/>
+          <w:bCs/>
+          <w:i/>
+          <w:iCs/>
+          <w:sz w:val="24"/>
+          <w:szCs w:val="24"/>
+        </w:rPr>
+        <w:tab/>
+      </w:r>
+      <w:r>
+        <w:rPr>
+          <w:rFonts w:ascii="Times New Roman" w:eastAsia="Times New Roman" w:hAnsi="Times New Roman" w:cs="Times New Roman"/>
+          <w:sz w:val="20"/>
+          <w:szCs w:val="20"/>
+        </w:rPr>
+        <w:tab/>
+      </w:r>
+    </w:p>
+    <w:p>
+      <w:pPr>
+        <w:tabs>
+          <w:tab w:val="left" w:pos="844"/>
+          <w:tab w:val="left" w:pos="4234"/>
+          <w:tab w:val="left" w:pos="9064"/>
+          <w:tab w:val="left" w:pos="9205"/>
+          <w:tab w:val="left" w:pos="9301"/>
+        </w:tabs>
+        <w:spacing w:after="0" w:line="240" w:lineRule="auto"/>
+        <w:ind w:left="53"/>
+        <w:rPr>
+          <w:rFonts w:ascii="Times New Roman" w:eastAsia="Times New Roman" w:hAnsi="Times New Roman" w:cs="Times New Roman"/>
+          <w:sz w:val="20"/>
+          <w:szCs w:val="20"/>
+        </w:rPr>
+      </w:pPr>
+      <w:r>
+        <w:rPr>
+          <w:rFonts w:ascii="Arial" w:eastAsia="Times New Roman" w:hAnsi="Arial" w:cs="Arial"/>
+          <w:sz w:val="24"/>
+          <w:szCs w:val="24"/>
+        </w:rPr>
+        <w:t>Chạy MongoDB và Mongo Express để quản lý.</w:t>
+      </w:r>
+      <w:r>
+        <w:rPr>
+          <w:rFonts w:ascii="Arial" w:eastAsia="Times New Roman" w:hAnsi="Arial" w:cs="Arial"/>
+          <w:sz w:val="24"/>
+          <w:szCs w:val="24"/>
+        </w:rPr>
+        <w:tab/>
+      </w:r>
+      <w:r>
+        <w:rPr>
+          <w:rFonts w:ascii="Arial" w:eastAsia="Times New Roman" w:hAnsi="Arial" w:cs="Arial"/>
+          <w:sz w:val="24"/>
+          <w:szCs w:val="24"/>
+        </w:rPr>
+        <w:tab/>
+      </w:r>
+      <w:r>
+        <w:rPr>
+          <w:rFonts w:ascii="Times New Roman" w:eastAsia="Times New Roman" w:hAnsi="Times New Roman" w:cs="Times New Roman"/>
+          <w:sz w:val="20"/>
+          <w:szCs w:val="20"/>
+        </w:rPr>
+        <w:tab/>
+      </w:r>
+    </w:p>
+    <w:p>
+      <w:pPr>
+        <w:tabs>
+          <w:tab w:val="left" w:pos="844"/>
+          <w:tab w:val="left" w:pos="4234"/>
+          <w:tab w:val="left" w:pos="9109"/>
+          <w:tab w:val="left" w:pos="9205"/>
+          <w:tab w:val="left" w:pos="9301"/>
+        </w:tabs>
+        <w:spacing w:after="0" w:line="240" w:lineRule="auto"/>
+        <w:ind w:left="53"/>
+        <w:rPr>
+          <w:rFonts w:ascii="Times New Roman" w:eastAsia="Times New Roman" w:hAnsi="Times New Roman" w:cs="Times New Roman"/>
+          <w:sz w:val="20"/>
+          <w:szCs w:val="20"/>
+        </w:rPr>
+      </w:pPr>
+      <w:r>
+        <w:rPr>
+          <w:rFonts w:ascii="Times New Roman" w:eastAsia="Times New Roman" w:hAnsi="Times New Roman" w:cs="Times New Roman"/>
+          <w:sz w:val="20"/>
+          <w:szCs w:val="20"/>
+        </w:rPr>
+        <w:tab/>
+      </w:r>
+      <w:r>
+        <w:rPr>
+          <w:rFonts w:ascii="Times New Roman" w:eastAsia="Times New Roman" w:hAnsi="Times New Roman" w:cs="Times New Roman"/>
+          <w:sz w:val="20"/>
+          <w:szCs w:val="20"/>
+        </w:rPr>
+        <w:tab/>
+      </w:r>
+      <w:r>
+        <w:rPr>
+          <w:rFonts w:ascii="Times New Roman" w:eastAsia="Times New Roman" w:hAnsi="Times New Roman" w:cs="Times New Roman"/>
+          <w:sz w:val="20"/>
+          <w:szCs w:val="20"/>
+        </w:rPr>
+        <w:tab/>
+      </w:r>
+      <w:r>
+        <w:rPr>
+          <w:rFonts w:ascii="Times New Roman" w:eastAsia="Times New Roman" w:hAnsi="Times New Roman" w:cs="Times New Roman"/>
+          <w:sz w:val="20"/>
+          <w:szCs w:val="20"/>
+        </w:rPr>
+        <w:tab/>
+      </w:r>
+      <w:r>
+        <w:rPr>
+          <w:rFonts w:ascii="Times New Roman" w:eastAsia="Times New Roman" w:hAnsi="Times New Roman" w:cs="Times New Roman"/>
+          <w:sz w:val="20"/>
+          <w:szCs w:val="20"/>
+        </w:rPr>
+        <w:tab/>
+      </w:r>
+    </w:p>
+    <w:p>
+      <w:pPr>
+        <w:tabs>
+          <w:tab w:val="left" w:pos="844"/>
+          <w:tab w:val="left" w:pos="4189"/>
+          <w:tab w:val="left" w:pos="9109"/>
+          <w:tab w:val="left" w:pos="9205"/>
+          <w:tab w:val="left" w:pos="9301"/>
+        </w:tabs>
+        <w:spacing w:after="0" w:line="240" w:lineRule="auto"/>
+        <w:ind w:left="53"/>
+        <w:rPr>
+          <w:rFonts w:ascii="Times New Roman" w:eastAsia="Times New Roman" w:hAnsi="Times New Roman" w:cs="Times New Roman"/>
+          <w:sz w:val="20"/>
+          <w:szCs w:val="20"/>
+        </w:rPr>
+      </w:pPr>
+      <w:r>
+        <w:rPr>
+          <w:rFonts w:ascii="Arial" w:eastAsia="Times New Roman" w:hAnsi="Arial" w:cs="Arial"/>
+          <w:sz w:val="24"/>
+          <w:szCs w:val="24"/>
+        </w:rPr>
+        <w:t>Bài 8: Kết nối nhiều dịch vụ với Docker Compose</w:t>
+      </w:r>
+      <w:r>
+        <w:rPr>
+          <w:rFonts w:ascii="Arial" w:eastAsia="Times New Roman" w:hAnsi="Arial" w:cs="Arial"/>
+          <w:sz w:val="24"/>
+          <w:szCs w:val="24"/>
+        </w:rPr>
+        <w:tab/>
+      </w:r>
+      <w:r>
+        <w:rPr>
+          <w:rFonts w:ascii="Arial" w:eastAsia="Times New Roman" w:hAnsi="Arial" w:cs="Arial"/>
+          <w:sz w:val="24"/>
+          <w:szCs w:val="24"/>
+        </w:rPr>
+        <w:tab/>
+      </w:r>
+      <w:r>
+        <w:rPr>
+          <w:rFonts w:ascii="Times New Roman" w:eastAsia="Times New Roman" w:hAnsi="Times New Roman" w:cs="Times New Roman"/>
+          <w:sz w:val="20"/>
+          <w:szCs w:val="20"/>
+        </w:rPr>
+        <w:tab/>
+      </w:r>
+      <w:r>
+        <w:rPr>
+          <w:rFonts w:ascii="Times New Roman" w:eastAsia="Times New Roman" w:hAnsi="Times New Roman" w:cs="Times New Roman"/>
+          <w:sz w:val="20"/>
+          <w:szCs w:val="20"/>
+        </w:rPr>
+        <w:tab/>
+      </w:r>
+    </w:p>
+    <w:p>
+      <w:pPr>
+        <w:tabs>
+          <w:tab w:val="left" w:pos="844"/>
+          <w:tab w:val="left" w:pos="4234"/>
+          <w:tab w:val="left" w:pos="9109"/>
+          <w:tab w:val="left" w:pos="9205"/>
+          <w:tab w:val="left" w:pos="9301"/>
+        </w:tabs>
+        <w:spacing w:after="0" w:line="240" w:lineRule="auto"/>
+        <w:ind w:left="53"/>
+        <w:rPr>
+          <w:rFonts w:ascii="Times New Roman" w:eastAsia="Times New Roman" w:hAnsi="Times New Roman" w:cs="Times New Roman"/>
+          <w:sz w:val="20"/>
+          <w:szCs w:val="20"/>
+        </w:rPr>
+      </w:pPr>
+      <w:r>
+        <w:rPr>
+          <w:rFonts w:ascii="Arial" w:eastAsia="Times New Roman" w:hAnsi="Arial" w:cs="Arial"/>
+          <w:b/>
+          <w:bCs/>
+          <w:i/>
+          <w:iCs/>
+          <w:sz w:val="24"/>
+          <w:szCs w:val="24"/>
+        </w:rPr>
+        <w:t>Yêu cầu:</w:t>
+      </w:r>
+      <w:r>
+        <w:rPr>
+          <w:rFonts w:ascii="Arial" w:eastAsia="Times New Roman" w:hAnsi="Arial" w:cs="Arial"/>
+          <w:b/>
+          <w:bCs/>
+          <w:i/>
+          <w:iCs/>
+          <w:sz w:val="24"/>
+          <w:szCs w:val="24"/>
+        </w:rPr>
+        <w:tab/>
+      </w:r>
+      <w:r>
+        <w:rPr>
+          <w:rFonts w:ascii="Arial" w:eastAsia="Times New Roman" w:hAnsi="Arial" w:cs="Arial"/>
+          <w:b/>
+          <w:bCs/>
+          <w:i/>
+          <w:iCs/>
+          <w:sz w:val="24"/>
+          <w:szCs w:val="24"/>
+        </w:rPr>
+        <w:tab/>
+      </w:r>
+      <w:r>
+        <w:rPr>
+          <w:rFonts w:ascii="Times New Roman" w:eastAsia="Times New Roman" w:hAnsi="Times New Roman" w:cs="Times New Roman"/>
+          <w:sz w:val="20"/>
+          <w:szCs w:val="20"/>
+        </w:rPr>
+        <w:tab/>
+      </w:r>
+    </w:p>
+    <w:p>
+      <w:pPr>
+        <w:tabs>
+          <w:tab w:val="left" w:pos="844"/>
+          <w:tab w:val="left" w:pos="4234"/>
+          <w:tab w:val="left" w:pos="9064"/>
+          <w:tab w:val="left" w:pos="9205"/>
+          <w:tab w:val="left" w:pos="9301"/>
+        </w:tabs>
+        <w:spacing w:after="0" w:line="240" w:lineRule="auto"/>
+        <w:ind w:left="53"/>
+        <w:rPr>
+          <w:rFonts w:ascii="Times New Roman" w:eastAsia="Times New Roman" w:hAnsi="Times New Roman" w:cs="Times New Roman"/>
+          <w:sz w:val="20"/>
+          <w:szCs w:val="20"/>
+        </w:rPr>
+      </w:pPr>
+      <w:r>
+        <w:rPr>
+          <w:rFonts w:ascii="Arial" w:eastAsia="Times New Roman" w:hAnsi="Arial" w:cs="Arial"/>
+          <w:sz w:val="24"/>
+          <w:szCs w:val="24"/>
+        </w:rPr>
+        <w:t>Chạy Node.js kết nối với MySQL.</w:t>
+      </w:r>
+      <w:r>
+        <w:rPr>
+          <w:rFonts w:ascii="Arial" w:eastAsia="Times New Roman" w:hAnsi="Arial" w:cs="Arial"/>
+          <w:sz w:val="24"/>
+          <w:szCs w:val="24"/>
+        </w:rPr>
+        <w:tab/>
+      </w:r>
+      <w:r>
+        <w:rPr>
+          <w:rFonts w:ascii="Arial" w:eastAsia="Times New Roman" w:hAnsi="Arial" w:cs="Arial"/>
+          <w:sz w:val="24"/>
+          <w:szCs w:val="24"/>
+        </w:rPr>
+        <w:tab/>
+      </w:r>
+      <w:r>
+        <w:rPr>
+          <w:rFonts w:ascii="Times New Roman" w:eastAsia="Times New Roman" w:hAnsi="Times New Roman" w:cs="Times New Roman"/>
+          <w:sz w:val="20"/>
+          <w:szCs w:val="20"/>
+        </w:rPr>
+        <w:tab/>
+      </w:r>
+    </w:p>
+    <w:p>
+      <w:pPr>
+        <w:tabs>
+          <w:tab w:val="left" w:pos="844"/>
+          <w:tab w:val="left" w:pos="4234"/>
+          <w:tab w:val="left" w:pos="9109"/>
+          <w:tab w:val="left" w:pos="9205"/>
+          <w:tab w:val="left" w:pos="9301"/>
+        </w:tabs>
+        <w:spacing w:after="0" w:line="240" w:lineRule="auto"/>
+        <w:ind w:left="53"/>
+        <w:rPr>
+          <w:rFonts w:ascii="Times New Roman" w:eastAsia="Times New Roman" w:hAnsi="Times New Roman" w:cs="Times New Roman"/>
+          <w:sz w:val="20"/>
+          <w:szCs w:val="20"/>
+        </w:rPr>
+      </w:pPr>
+      <w:r>
+        <w:rPr>
+          <w:rFonts w:ascii="Times New Roman" w:eastAsia="Times New Roman" w:hAnsi="Times New Roman" w:cs="Times New Roman"/>
+          <w:sz w:val="20"/>
+          <w:szCs w:val="20"/>
+        </w:rPr>
+        <w:tab/>
+      </w:r>
+      <w:r>
+        <w:rPr>
+          <w:rFonts w:ascii="Times New Roman" w:eastAsia="Times New Roman" w:hAnsi="Times New Roman" w:cs="Times New Roman"/>
+          <w:sz w:val="20"/>
+          <w:szCs w:val="20"/>
+        </w:rPr>
+        <w:tab/>
+      </w:r>
+      <w:r>
+        <w:rPr>
+          <w:rFonts w:ascii="Times New Roman" w:eastAsia="Times New Roman" w:hAnsi="Times New Roman" w:cs="Times New Roman"/>
+          <w:sz w:val="20"/>
+          <w:szCs w:val="20"/>
+        </w:rPr>
+        <w:tab/>
+      </w:r>
+      <w:r>
+        <w:rPr>
+          <w:rFonts w:ascii="Times New Roman" w:eastAsia="Times New Roman" w:hAnsi="Times New Roman" w:cs="Times New Roman"/>
+          <w:sz w:val="20"/>
+          <w:szCs w:val="20"/>
+        </w:rPr>
+        <w:tab/>
+      </w:r>
+      <w:r>
+        <w:rPr>
+          <w:rFonts w:ascii="Times New Roman" w:eastAsia="Times New Roman" w:hAnsi="Times New Roman" w:cs="Times New Roman"/>
+          <w:sz w:val="20"/>
+          <w:szCs w:val="20"/>
+        </w:rPr>
+        <w:tab/>
+      </w:r>
+    </w:p>
+    <w:p>
+      <w:pPr>
+        <w:tabs>
+          <w:tab w:val="left" w:pos="844"/>
+          <w:tab w:val="left" w:pos="4189"/>
+          <w:tab w:val="left" w:pos="9109"/>
+          <w:tab w:val="left" w:pos="9205"/>
+          <w:tab w:val="left" w:pos="9301"/>
+        </w:tabs>
+        <w:spacing w:after="0" w:line="240" w:lineRule="auto"/>
+        <w:ind w:left="53"/>
+        <w:rPr>
+          <w:rFonts w:ascii="Times New Roman" w:eastAsia="Times New Roman" w:hAnsi="Times New Roman" w:cs="Times New Roman"/>
+          <w:sz w:val="20"/>
+          <w:szCs w:val="20"/>
+        </w:rPr>
+      </w:pPr>
+      <w:r>
+        <w:rPr>
+          <w:rFonts w:ascii="Arial" w:eastAsia="Times New Roman" w:hAnsi="Arial" w:cs="Arial"/>
+          <w:sz w:val="24"/>
+          <w:szCs w:val="24"/>
+        </w:rPr>
+        <w:t>Bài 9: Chạy ứng dụng Python Flask với Docker Compose</w:t>
+      </w:r>
+      <w:r>
+        <w:rPr>
+          <w:rFonts w:ascii="Arial" w:eastAsia="Times New Roman" w:hAnsi="Arial" w:cs="Arial"/>
+          <w:sz w:val="24"/>
+          <w:szCs w:val="24"/>
+        </w:rPr>
+        <w:tab/>
+      </w:r>
+      <w:r>
+        <w:rPr>
+          <w:rFonts w:ascii="Arial" w:eastAsia="Times New Roman" w:hAnsi="Arial" w:cs="Arial"/>
+          <w:sz w:val="24"/>
+          <w:szCs w:val="24"/>
+        </w:rPr>
+        <w:tab/>
+      </w:r>
+      <w:r>
+        <w:rPr>
+          <w:rFonts w:ascii="Times New Roman" w:eastAsia="Times New Roman" w:hAnsi="Times New Roman" w:cs="Times New Roman"/>
+          <w:sz w:val="20"/>
+          <w:szCs w:val="20"/>
+        </w:rPr>
+        <w:tab/>
+      </w:r>
+      <w:r>
+        <w:rPr>
+          <w:rFonts w:ascii="Times New Roman" w:eastAsia="Times New Roman" w:hAnsi="Times New Roman" w:cs="Times New Roman"/>
+          <w:sz w:val="20"/>
+          <w:szCs w:val="20"/>
+        </w:rPr>
+        <w:tab/>
+      </w:r>
+    </w:p>
+    <w:p>
+      <w:pPr>
+        <w:tabs>
+          <w:tab w:val="left" w:pos="844"/>
+          <w:tab w:val="left" w:pos="4234"/>
+          <w:tab w:val="left" w:pos="9109"/>
+          <w:tab w:val="left" w:pos="9205"/>
+          <w:tab w:val="left" w:pos="9301"/>
+        </w:tabs>
+        <w:spacing w:after="0" w:line="240" w:lineRule="auto"/>
+        <w:ind w:left="53"/>
+        <w:rPr>
+          <w:rFonts w:ascii="Times New Roman" w:eastAsia="Times New Roman" w:hAnsi="Times New Roman" w:cs="Times New Roman"/>
+          <w:sz w:val="20"/>
+          <w:szCs w:val="20"/>
+        </w:rPr>
+      </w:pPr>
+      <w:r>
+        <w:rPr>
+          <w:rFonts w:ascii="Arial" w:eastAsia="Times New Roman" w:hAnsi="Arial" w:cs="Arial"/>
+          <w:b/>
+          <w:bCs/>
+          <w:i/>
+          <w:iCs/>
+          <w:sz w:val="24"/>
+          <w:szCs w:val="24"/>
+        </w:rPr>
+        <w:t>Yêu cầu:</w:t>
+      </w:r>
+      <w:r>
+        <w:rPr>
+          <w:rFonts w:ascii="Arial" w:eastAsia="Times New Roman" w:hAnsi="Arial" w:cs="Arial"/>
+          <w:b/>
+          <w:bCs/>
+          <w:i/>
+          <w:iCs/>
+          <w:sz w:val="24"/>
+          <w:szCs w:val="24"/>
+        </w:rPr>
+        <w:tab/>
+      </w:r>
+      <w:r>
+        <w:rPr>
+          <w:rFonts w:ascii="Arial" w:eastAsia="Times New Roman" w:hAnsi="Arial" w:cs="Arial"/>
+          <w:b/>
+          <w:bCs/>
+          <w:i/>
+          <w:iCs/>
+          <w:sz w:val="24"/>
+          <w:szCs w:val="24"/>
+        </w:rPr>
+        <w:tab/>
+      </w:r>
+      <w:r>
+        <w:rPr>
+          <w:rFonts w:ascii="Times New Roman" w:eastAsia="Times New Roman" w:hAnsi="Times New Roman" w:cs="Times New Roman"/>
+          <w:sz w:val="20"/>
+          <w:szCs w:val="20"/>
+        </w:rPr>
+        <w:tab/>
+      </w:r>
+    </w:p>
+    <w:p>
+      <w:pPr>
+        <w:tabs>
+          <w:tab w:val="left" w:pos="844"/>
+          <w:tab w:val="left" w:pos="4234"/>
+          <w:tab w:val="left" w:pos="9064"/>
+          <w:tab w:val="left" w:pos="9205"/>
+          <w:tab w:val="left" w:pos="9301"/>
+        </w:tabs>
+        <w:spacing w:after="0" w:line="240" w:lineRule="auto"/>
+        <w:ind w:left="53"/>
+        <w:rPr>
+          <w:rFonts w:ascii="Times New Roman" w:eastAsia="Times New Roman" w:hAnsi="Times New Roman" w:cs="Times New Roman"/>
+          <w:sz w:val="20"/>
+          <w:szCs w:val="20"/>
+        </w:rPr>
+      </w:pPr>
+      <w:r>
+        <w:rPr>
+          <w:rFonts w:ascii="Arial" w:eastAsia="Times New Roman" w:hAnsi="Arial" w:cs="Arial"/>
+          <w:sz w:val="24"/>
+          <w:szCs w:val="24"/>
+        </w:rPr>
+        <w:t>Chạy ứng dụng Flask đơn giản với Docker Compose.</w:t>
+      </w:r>
+      <w:r>
+        <w:rPr>
+          <w:rFonts w:ascii="Arial" w:eastAsia="Times New Roman" w:hAnsi="Arial" w:cs="Arial"/>
+          <w:sz w:val="24"/>
+          <w:szCs w:val="24"/>
+        </w:rPr>
+        <w:tab/>
+      </w:r>
+      <w:r>
+        <w:rPr>
+          <w:rFonts w:ascii="Arial" w:eastAsia="Times New Roman" w:hAnsi="Arial" w:cs="Arial"/>
+          <w:sz w:val="24"/>
+          <w:szCs w:val="24"/>
+        </w:rPr>
+        <w:tab/>
+      </w:r>
+      <w:r>
+        <w:rPr>
+          <w:rFonts w:ascii="Times New Roman" w:eastAsia="Times New Roman" w:hAnsi="Times New Roman" w:cs="Times New Roman"/>
+          <w:sz w:val="20"/>
+          <w:szCs w:val="20"/>
+        </w:rPr>
+        <w:tab/>
+      </w:r>
+    </w:p>
+    <w:p>
+      <w:pPr>
+        <w:tabs>
+          <w:tab w:val="left" w:pos="844"/>
+          <w:tab w:val="left" w:pos="4234"/>
+          <w:tab w:val="left" w:pos="9109"/>
+          <w:tab w:val="left" w:pos="9205"/>
+          <w:tab w:val="left" w:pos="9301"/>
+        </w:tabs>
+        <w:spacing w:after="0" w:line="240" w:lineRule="auto"/>
+        <w:ind w:left="53"/>
+        <w:rPr>
+          <w:rFonts w:ascii="Times New Roman" w:eastAsia="Times New Roman" w:hAnsi="Times New Roman" w:cs="Times New Roman"/>
+          <w:sz w:val="20"/>
+          <w:szCs w:val="20"/>
+        </w:rPr>
+      </w:pPr>
+      <w:r>
+        <w:rPr>
+          <w:rFonts w:ascii="Times New Roman" w:eastAsia="Times New Roman" w:hAnsi="Times New Roman" w:cs="Times New Roman"/>
+          <w:sz w:val="20"/>
+          <w:szCs w:val="20"/>
+        </w:rPr>
+        <w:tab/>
+      </w:r>
+      <w:r>
+        <w:rPr>
+          <w:rFonts w:ascii="Times New Roman" w:eastAsia="Times New Roman" w:hAnsi="Times New Roman" w:cs="Times New Roman"/>
+          <w:sz w:val="20"/>
+          <w:szCs w:val="20"/>
+        </w:rPr>
+        <w:tab/>
+      </w:r>
+      <w:r>
+        <w:rPr>
+          <w:rFonts w:ascii="Times New Roman" w:eastAsia="Times New Roman" w:hAnsi="Times New Roman" w:cs="Times New Roman"/>
+          <w:sz w:val="20"/>
+          <w:szCs w:val="20"/>
+        </w:rPr>
+        <w:tab/>
+      </w:r>
+      <w:r>
+        <w:rPr>
+          <w:rFonts w:ascii="Times New Roman" w:eastAsia="Times New Roman" w:hAnsi="Times New Roman" w:cs="Times New Roman"/>
+          <w:sz w:val="20"/>
+          <w:szCs w:val="20"/>
+        </w:rPr>
+        <w:tab/>
+      </w:r>
+      <w:r>
+        <w:rPr>
+          <w:rFonts w:ascii="Times New Roman" w:eastAsia="Times New Roman" w:hAnsi="Times New Roman" w:cs="Times New Roman"/>
+          <w:sz w:val="20"/>
+          <w:szCs w:val="20"/>
+        </w:rPr>
+        <w:tab/>
+      </w:r>
+    </w:p>
+    <w:p>
+      <w:pPr>
+        <w:tabs>
+          <w:tab w:val="left" w:pos="844"/>
+          <w:tab w:val="left" w:pos="4189"/>
+          <w:tab w:val="left" w:pos="9109"/>
+          <w:tab w:val="left" w:pos="9205"/>
+          <w:tab w:val="left" w:pos="9301"/>
+        </w:tabs>
+        <w:spacing w:after="0" w:line="240" w:lineRule="auto"/>
+        <w:ind w:left="53"/>
+        <w:rPr>
+          <w:rFonts w:ascii="Times New Roman" w:eastAsia="Times New Roman" w:hAnsi="Times New Roman" w:cs="Times New Roman"/>
+          <w:sz w:val="20"/>
+          <w:szCs w:val="20"/>
+        </w:rPr>
+      </w:pPr>
+      <w:r>
+        <w:rPr>
+          <w:rFonts w:ascii="Arial" w:eastAsia="Times New Roman" w:hAnsi="Arial" w:cs="Arial"/>
+          <w:sz w:val="24"/>
+          <w:szCs w:val="24"/>
+        </w:rPr>
+        <w:t>Bài 10: Lưu trữ dữ liệu với Docker Volumes</w:t>
+      </w:r>
+      <w:r>
+        <w:rPr>
+          <w:rFonts w:ascii="Arial" w:eastAsia="Times New Roman" w:hAnsi="Arial" w:cs="Arial"/>
+          <w:sz w:val="24"/>
+          <w:szCs w:val="24"/>
+        </w:rPr>
+        <w:tab/>
+      </w:r>
+      <w:r>
+        <w:rPr>
+          <w:rFonts w:ascii="Arial" w:eastAsia="Times New Roman" w:hAnsi="Arial" w:cs="Arial"/>
+          <w:sz w:val="24"/>
+          <w:szCs w:val="24"/>
+        </w:rPr>
+        <w:tab/>
+      </w:r>
+      <w:r>
+        <w:rPr>
+          <w:rFonts w:ascii="Times New Roman" w:eastAsia="Times New Roman" w:hAnsi="Times New Roman" w:cs="Times New Roman"/>
+          <w:sz w:val="20"/>
+          <w:szCs w:val="20"/>
+        </w:rPr>
+        <w:tab/>
+      </w:r>
+      <w:r>
+        <w:rPr>
+          <w:rFonts w:ascii="Times New Roman" w:eastAsia="Times New Roman" w:hAnsi="Times New Roman" w:cs="Times New Roman"/>
+          <w:sz w:val="20"/>
+          <w:szCs w:val="20"/>
+        </w:rPr>
+        <w:tab/>
+      </w:r>
+    </w:p>
+    <w:p>
+      <w:pPr>
+        <w:tabs>
+          <w:tab w:val="left" w:pos="844"/>
+          <w:tab w:val="left" w:pos="4234"/>
+          <w:tab w:val="left" w:pos="9109"/>
+          <w:tab w:val="left" w:pos="9205"/>
+          <w:tab w:val="left" w:pos="9301"/>
+        </w:tabs>
+        <w:spacing w:after="0" w:line="240" w:lineRule="auto"/>
+        <w:ind w:left="53"/>
+        <w:rPr>
+          <w:rFonts w:ascii="Times New Roman" w:eastAsia="Times New Roman" w:hAnsi="Times New Roman" w:cs="Times New Roman"/>
+          <w:sz w:val="20"/>
+          <w:szCs w:val="20"/>
+        </w:rPr>
+      </w:pPr>
+      <w:r>
+        <w:rPr>
+          <w:rFonts w:ascii="Arial" w:eastAsia="Times New Roman" w:hAnsi="Arial" w:cs="Arial"/>
+          <w:b/>
+          <w:bCs/>
+          <w:i/>
+          <w:iCs/>
+          <w:sz w:val="24"/>
+          <w:szCs w:val="24"/>
+        </w:rPr>
+        <w:t>Yêu cầu:</w:t>
+      </w:r>
+      <w:r>
+        <w:rPr>
+          <w:rFonts w:ascii="Arial" w:eastAsia="Times New Roman" w:hAnsi="Arial" w:cs="Arial"/>
+          <w:b/>
+          <w:bCs/>
+          <w:i/>
+          <w:iCs/>
+          <w:sz w:val="24"/>
+          <w:szCs w:val="24"/>
+        </w:rPr>
+        <w:tab/>
+      </w:r>
+      <w:r>
+        <w:rPr>
+          <w:rFonts w:ascii="Arial" w:eastAsia="Times New Roman" w:hAnsi="Arial" w:cs="Arial"/>
+          <w:b/>
+          <w:bCs/>
+          <w:i/>
+          <w:iCs/>
+          <w:sz w:val="24"/>
+          <w:szCs w:val="24"/>
+        </w:rPr>
+        <w:tab/>
+      </w:r>
+      <w:r>
+        <w:rPr>
+          <w:rFonts w:ascii="Times New Roman" w:eastAsia="Times New Roman" w:hAnsi="Times New Roman" w:cs="Times New Roman"/>
+          <w:sz w:val="20"/>
+          <w:szCs w:val="20"/>
+        </w:rPr>
+        <w:tab/>
+      </w:r>
+    </w:p>
+    <w:p>
+      <w:pPr>
+        <w:tabs>
+          <w:tab w:val="left" w:pos="844"/>
+          <w:tab w:val="left" w:pos="4234"/>
+          <w:tab w:val="left" w:pos="9064"/>
+          <w:tab w:val="left" w:pos="9205"/>
+          <w:tab w:val="left" w:pos="9301"/>
+        </w:tabs>
+        <w:spacing w:after="0" w:line="240" w:lineRule="auto"/>
+        <w:ind w:left="53"/>
+        <w:rPr>
+          <w:rFonts w:ascii="Times New Roman" w:eastAsia="Times New Roman" w:hAnsi="Times New Roman" w:cs="Times New Roman"/>
+          <w:sz w:val="20"/>
+          <w:szCs w:val="20"/>
+        </w:rPr>
+      </w:pPr>
+      <w:r>
+        <w:rPr>
+          <w:rFonts w:ascii="Arial" w:eastAsia="Times New Roman" w:hAnsi="Arial" w:cs="Arial"/>
+          <w:sz w:val="24"/>
+          <w:szCs w:val="24"/>
+        </w:rPr>
+        <w:t>Chạy MySQL và gắn volume để dữ liệu không bị mất.</w:t>
+      </w:r>
+      <w:r>
+        <w:rPr>
+          <w:rFonts w:ascii="Arial" w:eastAsia="Times New Roman" w:hAnsi="Arial" w:cs="Arial"/>
+          <w:sz w:val="24"/>
+          <w:szCs w:val="24"/>
+        </w:rPr>
+        <w:tab/>
+      </w:r>
+      <w:r>
+        <w:rPr>
+          <w:rFonts w:ascii="Arial" w:eastAsia="Times New Roman" w:hAnsi="Arial" w:cs="Arial"/>
+          <w:sz w:val="24"/>
+          <w:szCs w:val="24"/>
+        </w:rPr>
+        <w:tab/>
+      </w:r>
+      <w:r>
+        <w:rPr>
+          <w:rFonts w:ascii="Times New Roman" w:eastAsia="Times New Roman" w:hAnsi="Times New Roman" w:cs="Times New Roman"/>
+          <w:sz w:val="20"/>
+          <w:szCs w:val="20"/>
+        </w:rPr>
+        <w:tab/>
+      </w:r>
+    </w:p>
+    <w:p>
+      <w:pPr>
+        <w:tabs>
+          <w:tab w:val="left" w:pos="844"/>
+          <w:tab w:val="left" w:pos="4234"/>
+          <w:tab w:val="left" w:pos="9109"/>
+          <w:tab w:val="left" w:pos="9205"/>
+          <w:tab w:val="left" w:pos="9301"/>
+        </w:tabs>
+        <w:spacing w:after="0" w:line="240" w:lineRule="auto"/>
+        <w:ind w:left="53"/>
+        <w:rPr>
+          <w:rFonts w:ascii="Times New Roman" w:eastAsia="Times New Roman" w:hAnsi="Times New Roman" w:cs="Times New Roman"/>
+          <w:sz w:val="20"/>
+          <w:szCs w:val="20"/>
+        </w:rPr>
+      </w:pPr>
+      <w:r>
+        <w:rPr>
+          <w:rFonts w:ascii="Times New Roman" w:eastAsia="Times New Roman" w:hAnsi="Times New Roman" w:cs="Times New Roman"/>
+          <w:sz w:val="20"/>
+          <w:szCs w:val="20"/>
+        </w:rPr>
+        <w:tab/>
+      </w:r>
+      <w:r>
+        <w:rPr>
+          <w:rFonts w:ascii="Times New Roman" w:eastAsia="Times New Roman" w:hAnsi="Times New Roman" w:cs="Times New Roman"/>
+          <w:sz w:val="20"/>
+          <w:szCs w:val="20"/>
+        </w:rPr>
+        <w:tab/>
+      </w:r>
+      <w:r>
+        <w:rPr>
+          <w:rFonts w:ascii="Times New Roman" w:eastAsia="Times New Roman" w:hAnsi="Times New Roman" w:cs="Times New Roman"/>
+          <w:sz w:val="20"/>
+          <w:szCs w:val="20"/>
+        </w:rPr>
+        <w:tab/>
+      </w:r>
+      <w:r>
+        <w:rPr>
+          <w:rFonts w:ascii="Times New Roman" w:eastAsia="Times New Roman" w:hAnsi="Times New Roman" w:cs="Times New Roman"/>
+          <w:sz w:val="20"/>
+          <w:szCs w:val="20"/>
+        </w:rPr>
+        <w:tab/>
+      </w:r>
+      <w:r>
+        <w:rPr>
+          <w:rFonts w:ascii="Times New Roman" w:eastAsia="Times New Roman" w:hAnsi="Times New Roman" w:cs="Times New Roman"/>
+          <w:sz w:val="20"/>
+          <w:szCs w:val="20"/>
+        </w:rPr>
+        <w:tab/>
+      </w:r>
+    </w:p>
+    <w:p>
+      <w:pPr>
+        <w:tabs>
+          <w:tab w:val="left" w:pos="844"/>
+          <w:tab w:val="left" w:pos="4189"/>
+          <w:tab w:val="left" w:pos="9109"/>
+          <w:tab w:val="left" w:pos="9205"/>
+          <w:tab w:val="left" w:pos="9301"/>
+        </w:tabs>
+        <w:spacing w:after="0" w:line="240" w:lineRule="auto"/>
+        <w:ind w:left="53"/>
+        <w:rPr>
+          <w:rFonts w:ascii="Times New Roman" w:eastAsia="Times New Roman" w:hAnsi="Times New Roman" w:cs="Times New Roman"/>
+          <w:sz w:val="20"/>
+          <w:szCs w:val="20"/>
+        </w:rPr>
+      </w:pPr>
+      <w:r>
+        <w:rPr>
+          <w:rFonts w:ascii="Arial" w:eastAsia="Times New Roman" w:hAnsi="Arial" w:cs="Arial"/>
+          <w:sz w:val="24"/>
+          <w:szCs w:val="24"/>
+        </w:rPr>
+        <w:t>Bài 11: Chạy dịch vụ Postgres với Adminer</w:t>
+      </w:r>
+      <w:r>
+        <w:rPr>
+          <w:rFonts w:ascii="Arial" w:eastAsia="Times New Roman" w:hAnsi="Arial" w:cs="Arial"/>
+          <w:sz w:val="24"/>
+          <w:szCs w:val="24"/>
+        </w:rPr>
+        <w:tab/>
+      </w:r>
+      <w:r>
+        <w:rPr>
+          <w:rFonts w:ascii="Arial" w:eastAsia="Times New Roman" w:hAnsi="Arial" w:cs="Arial"/>
+          <w:sz w:val="24"/>
+          <w:szCs w:val="24"/>
+        </w:rPr>
+        <w:tab/>
+      </w:r>
+      <w:r>
+        <w:rPr>
+          <w:rFonts w:ascii="Times New Roman" w:eastAsia="Times New Roman" w:hAnsi="Times New Roman" w:cs="Times New Roman"/>
+          <w:sz w:val="20"/>
+          <w:szCs w:val="20"/>
+        </w:rPr>
+        <w:tab/>
+      </w:r>
+      <w:r>
+        <w:rPr>
+          <w:rFonts w:ascii="Times New Roman" w:eastAsia="Times New Roman" w:hAnsi="Times New Roman" w:cs="Times New Roman"/>
+          <w:sz w:val="20"/>
+          <w:szCs w:val="20"/>
+        </w:rPr>
+        <w:tab/>
+      </w:r>
+    </w:p>
+    <w:p>
+      <w:pPr>
+        <w:tabs>
+          <w:tab w:val="left" w:pos="844"/>
+          <w:tab w:val="left" w:pos="4234"/>
+          <w:tab w:val="left" w:pos="9109"/>
+          <w:tab w:val="left" w:pos="9205"/>
+          <w:tab w:val="left" w:pos="9301"/>
+        </w:tabs>
+        <w:spacing w:after="0" w:line="240" w:lineRule="auto"/>
+        <w:ind w:left="53"/>
+        <w:rPr>
+          <w:rFonts w:ascii="Times New Roman" w:eastAsia="Times New Roman" w:hAnsi="Times New Roman" w:cs="Times New Roman"/>
+          <w:sz w:val="20"/>
+          <w:szCs w:val="20"/>
+        </w:rPr>
+      </w:pPr>
+      <w:r>
+        <w:rPr>
+          <w:rFonts w:ascii="Arial" w:eastAsia="Times New Roman" w:hAnsi="Arial" w:cs="Arial"/>
+          <w:b/>
+          <w:bCs/>
+          <w:i/>
+          <w:iCs/>
+          <w:sz w:val="24"/>
+          <w:szCs w:val="24"/>
+        </w:rPr>
+        <w:t>Yêu cầu:</w:t>
+      </w:r>
+      <w:r>
+        <w:rPr>
+          <w:rFonts w:ascii="Arial" w:eastAsia="Times New Roman" w:hAnsi="Arial" w:cs="Arial"/>
+          <w:b/>
+          <w:bCs/>
+          <w:i/>
+          <w:iCs/>
+          <w:sz w:val="24"/>
+          <w:szCs w:val="24"/>
+        </w:rPr>
+        <w:tab/>
+      </w:r>
+      <w:r>
+        <w:rPr>
+          <w:rFonts w:ascii="Arial" w:eastAsia="Times New Roman" w:hAnsi="Arial" w:cs="Arial"/>
+          <w:b/>
+          <w:bCs/>
+          <w:i/>
+          <w:iCs/>
+          <w:sz w:val="24"/>
+          <w:szCs w:val="24"/>
+        </w:rPr>
+        <w:tab/>
+      </w:r>
+      <w:r>
+        <w:rPr>
+          <w:rFonts w:ascii="Times New Roman" w:eastAsia="Times New Roman" w:hAnsi="Times New Roman" w:cs="Times New Roman"/>
+          <w:sz w:val="20"/>
+          <w:szCs w:val="20"/>
+        </w:rPr>
+        <w:tab/>
+      </w:r>
+    </w:p>
+    <w:p>
+      <w:pPr>
+        <w:tabs>
+          <w:tab w:val="left" w:pos="844"/>
+          <w:tab w:val="left" w:pos="4234"/>
+          <w:tab w:val="left" w:pos="9064"/>
+          <w:tab w:val="left" w:pos="9205"/>
+          <w:tab w:val="left" w:pos="9301"/>
+        </w:tabs>
+        <w:spacing w:after="0" w:line="240" w:lineRule="auto"/>
+        <w:ind w:left="53"/>
+        <w:rPr>
+          <w:rFonts w:ascii="Times New Roman" w:eastAsia="Times New Roman" w:hAnsi="Times New Roman" w:cs="Times New Roman"/>
+          <w:sz w:val="20"/>
+          <w:szCs w:val="20"/>
+        </w:rPr>
+      </w:pPr>
+      <w:r>
+        <w:rPr>
+          <w:rFonts w:ascii="Arial" w:eastAsia="Times New Roman" w:hAnsi="Arial" w:cs="Arial"/>
+          <w:sz w:val="24"/>
+          <w:szCs w:val="24"/>
+        </w:rPr>
+        <w:t>Chạy PostgreSQL và Adminer (công cụ quản lý database) bằng Docker Compose.</w:t>
+      </w:r>
+      <w:r>
+        <w:rPr>
+          <w:rFonts w:ascii="Arial" w:eastAsia="Times New Roman" w:hAnsi="Arial" w:cs="Arial"/>
+          <w:sz w:val="24"/>
+          <w:szCs w:val="24"/>
+        </w:rPr>
+        <w:tab/>
+      </w:r>
+      <w:r>
+        <w:rPr>
+          <w:rFonts w:ascii="Arial" w:eastAsia="Times New Roman" w:hAnsi="Arial" w:cs="Arial"/>
+          <w:sz w:val="24"/>
+          <w:szCs w:val="24"/>
+        </w:rPr>
+        <w:tab/>
+      </w:r>
+      <w:r>
+        <w:rPr>
+          <w:rFonts w:ascii="Times New Roman" w:eastAsia="Times New Roman" w:hAnsi="Times New Roman" w:cs="Times New Roman"/>
+          <w:sz w:val="20"/>
+          <w:szCs w:val="20"/>
+        </w:rPr>
+        <w:tab/>
+      </w:r>
+    </w:p>
+    <w:p>
+      <w:pPr>
+        <w:tabs>
+          <w:tab w:val="left" w:pos="844"/>
+          <w:tab w:val="left" w:pos="4234"/>
+          <w:tab w:val="left" w:pos="9064"/>
+          <w:tab w:val="left" w:pos="9205"/>
+          <w:tab w:val="left" w:pos="9301"/>
+        </w:tabs>
+        <w:spacing w:after="0" w:line="240" w:lineRule="auto"/>
+        <w:ind w:left="53"/>
+        <w:rPr>
+          <w:rFonts w:ascii="Times New Roman" w:eastAsia="Times New Roman" w:hAnsi="Times New Roman" w:cs="Times New Roman"/>
+          <w:sz w:val="20"/>
+          <w:szCs w:val="20"/>
+        </w:rPr>
+      </w:pPr>
+      <w:r>
+        <w:rPr>
+          <w:rFonts w:ascii="Arial" w:eastAsia="Times New Roman" w:hAnsi="Arial" w:cs="Arial"/>
+          <w:sz w:val="24"/>
+          <w:szCs w:val="24"/>
+        </w:rPr>
+        <w:t>PostgreSQL phải có database tên mydb, user là user, password là password.</w:t>
+      </w:r>
+      <w:r>
+        <w:rPr>
+          <w:rFonts w:ascii="Arial" w:eastAsia="Times New Roman" w:hAnsi="Arial" w:cs="Arial"/>
+          <w:sz w:val="24"/>
+          <w:szCs w:val="24"/>
+        </w:rPr>
+        <w:tab/>
+      </w:r>
+      <w:r>
+        <w:rPr>
+          <w:rFonts w:ascii="Arial" w:eastAsia="Times New Roman" w:hAnsi="Arial" w:cs="Arial"/>
+          <w:sz w:val="24"/>
+          <w:szCs w:val="24"/>
+        </w:rPr>
+        <w:tab/>
+      </w:r>
+      <w:r>
+        <w:rPr>
+          <w:rFonts w:ascii="Times New Roman" w:eastAsia="Times New Roman" w:hAnsi="Times New Roman" w:cs="Times New Roman"/>
+          <w:sz w:val="20"/>
+          <w:szCs w:val="20"/>
+        </w:rPr>
+        <w:tab/>
+      </w:r>
+    </w:p>
+    <w:p>
+      <w:pPr>
+        <w:tabs>
+          <w:tab w:val="left" w:pos="844"/>
+          <w:tab w:val="left" w:pos="4234"/>
+          <w:tab w:val="left" w:pos="9064"/>
+          <w:tab w:val="left" w:pos="9205"/>
+          <w:tab w:val="left" w:pos="9301"/>
+        </w:tabs>
+        <w:spacing w:after="0" w:line="240" w:lineRule="auto"/>
+        <w:ind w:left="53"/>
+        <w:rPr>
+          <w:rFonts w:ascii="Times New Roman" w:eastAsia="Times New Roman" w:hAnsi="Times New Roman" w:cs="Times New Roman"/>
+          <w:sz w:val="20"/>
+          <w:szCs w:val="20"/>
+        </w:rPr>
+      </w:pPr>
+      <w:r>
+        <w:rPr>
+          <w:rFonts w:ascii="Arial" w:eastAsia="Times New Roman" w:hAnsi="Arial" w:cs="Arial"/>
+          <w:sz w:val="24"/>
+          <w:szCs w:val="24"/>
+        </w:rPr>
+        <w:t>Adminer chạy trên cổng 8083</w:t>
+      </w:r>
+      <w:r>
+        <w:rPr>
+          <w:rFonts w:ascii="Arial" w:eastAsia="Times New Roman" w:hAnsi="Arial" w:cs="Arial"/>
+          <w:sz w:val="24"/>
+          <w:szCs w:val="24"/>
+        </w:rPr>
+        <w:tab/>
+      </w:r>
+      <w:r>
+        <w:rPr>
+          <w:rFonts w:ascii="Arial" w:eastAsia="Times New Roman" w:hAnsi="Arial" w:cs="Arial"/>
+          <w:sz w:val="24"/>
+          <w:szCs w:val="24"/>
+        </w:rPr>
+        <w:tab/>
+      </w:r>
+      <w:r>
+        <w:rPr>
+          <w:rFonts w:ascii="Times New Roman" w:eastAsia="Times New Roman" w:hAnsi="Times New Roman" w:cs="Times New Roman"/>
+          <w:sz w:val="20"/>
+          <w:szCs w:val="20"/>
+        </w:rPr>
+        <w:tab/>
+      </w:r>
+    </w:p>
+    <w:p>
+      <w:pPr>
+        <w:tabs>
+          <w:tab w:val="left" w:pos="844"/>
+          <w:tab w:val="left" w:pos="4234"/>
+          <w:tab w:val="left" w:pos="9109"/>
+          <w:tab w:val="left" w:pos="9205"/>
+          <w:tab w:val="left" w:pos="9301"/>
+        </w:tabs>
+        <w:spacing w:after="0" w:line="240" w:lineRule="auto"/>
+        <w:ind w:left="53"/>
+        <w:rPr>
+          <w:rFonts w:ascii="Times New Roman" w:eastAsia="Times New Roman" w:hAnsi="Times New Roman" w:cs="Times New Roman"/>
+          <w:sz w:val="20"/>
+          <w:szCs w:val="20"/>
+        </w:rPr>
+      </w:pPr>
+      <w:r>
+        <w:rPr>
+          <w:rFonts w:ascii="Times New Roman" w:eastAsia="Times New Roman" w:hAnsi="Times New Roman" w:cs="Times New Roman"/>
+          <w:sz w:val="20"/>
+          <w:szCs w:val="20"/>
+        </w:rPr>
+        <w:tab/>
+      </w:r>
+      <w:r>
+        <w:rPr>
+          <w:rFonts w:ascii="Times New Roman" w:eastAsia="Times New Roman" w:hAnsi="Times New Roman" w:cs="Times New Roman"/>
+          <w:sz w:val="20"/>
+          <w:szCs w:val="20"/>
+        </w:rPr>
+        <w:tab/>
+      </w:r>
+      <w:r>
+        <w:rPr>
+          <w:rFonts w:ascii="Times New Roman" w:eastAsia="Times New Roman" w:hAnsi="Times New Roman" w:cs="Times New Roman"/>
+          <w:sz w:val="20"/>
+          <w:szCs w:val="20"/>
+        </w:rPr>
+        <w:tab/>
+      </w:r>
+      <w:r>
+        <w:rPr>
+          <w:rFonts w:ascii="Times New Roman" w:eastAsia="Times New Roman" w:hAnsi="Times New Roman" w:cs="Times New Roman"/>
+          <w:sz w:val="20"/>
+          <w:szCs w:val="20"/>
+        </w:rPr>
+        <w:tab/>
+      </w:r>
+      <w:r>
+        <w:rPr>
+          <w:rFonts w:ascii="Times New Roman" w:eastAsia="Times New Roman" w:hAnsi="Times New Roman" w:cs="Times New Roman"/>
+          <w:sz w:val="20"/>
+          <w:szCs w:val="20"/>
+        </w:rPr>
+        <w:tab/>
+      </w:r>
+    </w:p>
+    <w:p>
+      <w:pPr>
+        <w:tabs>
+          <w:tab w:val="left" w:pos="844"/>
+          <w:tab w:val="left" w:pos="4189"/>
+          <w:tab w:val="left" w:pos="9109"/>
+          <w:tab w:val="left" w:pos="9205"/>
+          <w:tab w:val="left" w:pos="9301"/>
+        </w:tabs>
+        <w:spacing w:after="0" w:line="240" w:lineRule="auto"/>
+        <w:ind w:left="53"/>
+        <w:rPr>
+          <w:rFonts w:ascii="Times New Roman" w:eastAsia="Times New Roman" w:hAnsi="Times New Roman" w:cs="Times New Roman"/>
+          <w:sz w:val="20"/>
+          <w:szCs w:val="20"/>
+        </w:rPr>
+      </w:pPr>
+      <w:r>
+        <w:rPr>
+          <w:rFonts w:ascii="Arial" w:eastAsia="Times New Roman" w:hAnsi="Arial" w:cs="Arial"/>
+          <w:sz w:val="24"/>
+          <w:szCs w:val="24"/>
+        </w:rPr>
+        <w:t>Bài 12: Giám sát container với Prometheus và Grafana</w:t>
+      </w:r>
+      <w:r>
+        <w:rPr>
+          <w:rFonts w:ascii="Arial" w:eastAsia="Times New Roman" w:hAnsi="Arial" w:cs="Arial"/>
+          <w:sz w:val="24"/>
+          <w:szCs w:val="24"/>
+        </w:rPr>
+        <w:tab/>
+      </w:r>
+      <w:r>
+        <w:rPr>
+          <w:rFonts w:ascii="Arial" w:eastAsia="Times New Roman" w:hAnsi="Arial" w:cs="Arial"/>
+          <w:sz w:val="24"/>
+          <w:szCs w:val="24"/>
+        </w:rPr>
+        <w:tab/>
+      </w:r>
+      <w:r>
+        <w:rPr>
+          <w:rFonts w:ascii="Times New Roman" w:eastAsia="Times New Roman" w:hAnsi="Times New Roman" w:cs="Times New Roman"/>
+          <w:sz w:val="20"/>
+          <w:szCs w:val="20"/>
+        </w:rPr>
+        <w:tab/>
+      </w:r>
+      <w:r>
+        <w:rPr>
+          <w:rFonts w:ascii="Times New Roman" w:eastAsia="Times New Roman" w:hAnsi="Times New Roman" w:cs="Times New Roman"/>
+          <w:sz w:val="20"/>
+          <w:szCs w:val="20"/>
+        </w:rPr>
+        <w:tab/>
+      </w:r>
+    </w:p>
+    <w:p>
+      <w:pPr>
+        <w:tabs>
+          <w:tab w:val="left" w:pos="844"/>
+          <w:tab w:val="left" w:pos="4234"/>
+          <w:tab w:val="left" w:pos="9109"/>
+          <w:tab w:val="left" w:pos="9205"/>
+          <w:tab w:val="left" w:pos="9301"/>
+        </w:tabs>
+        <w:spacing w:after="0" w:line="240" w:lineRule="auto"/>
+        <w:ind w:left="53"/>
+        <w:rPr>
+          <w:rFonts w:ascii="Times New Roman" w:eastAsia="Times New Roman" w:hAnsi="Times New Roman" w:cs="Times New Roman"/>
+          <w:sz w:val="20"/>
+          <w:szCs w:val="20"/>
+        </w:rPr>
+      </w:pPr>
+      <w:r>
+        <w:rPr>
+          <w:rFonts w:ascii="Arial" w:eastAsia="Times New Roman" w:hAnsi="Arial" w:cs="Arial"/>
+          <w:b/>
+          <w:bCs/>
+          <w:i/>
+          <w:iCs/>
+          <w:sz w:val="24"/>
+          <w:szCs w:val="24"/>
+        </w:rPr>
+        <w:t>Yêu cầu:</w:t>
+      </w:r>
+      <w:r>
+        <w:rPr>
+          <w:rFonts w:ascii="Arial" w:eastAsia="Times New Roman" w:hAnsi="Arial" w:cs="Arial"/>
+          <w:b/>
+          <w:bCs/>
+          <w:i/>
+          <w:iCs/>
+          <w:sz w:val="24"/>
+          <w:szCs w:val="24"/>
+        </w:rPr>
+        <w:tab/>
+      </w:r>
+      <w:r>
+        <w:rPr>
+          <w:rFonts w:ascii="Arial" w:eastAsia="Times New Roman" w:hAnsi="Arial" w:cs="Arial"/>
+          <w:b/>
+          <w:bCs/>
+          <w:i/>
+          <w:iCs/>
+          <w:sz w:val="24"/>
+          <w:szCs w:val="24"/>
+        </w:rPr>
+        <w:tab/>
+      </w:r>
+      <w:r>
+        <w:rPr>
+          <w:rFonts w:ascii="Times New Roman" w:eastAsia="Times New Roman" w:hAnsi="Times New Roman" w:cs="Times New Roman"/>
+          <w:sz w:val="20"/>
+          <w:szCs w:val="20"/>
+        </w:rPr>
+        <w:tab/>
+      </w:r>
+    </w:p>
+    <w:p>
+      <w:pPr>
+        <w:tabs>
+          <w:tab w:val="left" w:pos="844"/>
+          <w:tab w:val="left" w:pos="4234"/>
+          <w:tab w:val="left" w:pos="9064"/>
+          <w:tab w:val="left" w:pos="9205"/>
+          <w:tab w:val="left" w:pos="9301"/>
+        </w:tabs>
+        <w:spacing w:after="0" w:line="240" w:lineRule="auto"/>
+        <w:ind w:left="53"/>
+        <w:rPr>
+          <w:rFonts w:ascii="Times New Roman" w:eastAsia="Times New Roman" w:hAnsi="Times New Roman" w:cs="Times New Roman"/>
+          <w:sz w:val="20"/>
+          <w:szCs w:val="20"/>
+        </w:rPr>
+      </w:pPr>
+      <w:r>
+        <w:rPr>
+          <w:rFonts w:ascii="Arial" w:eastAsia="Times New Roman" w:hAnsi="Arial" w:cs="Arial"/>
+          <w:sz w:val="24"/>
+          <w:szCs w:val="24"/>
+        </w:rPr>
+        <w:t>Chạy Prometheus, Grafana và Node Exporter bằng Docker Compose để giám sát hệ thống.</w:t>
+      </w:r>
+      <w:r>
+        <w:rPr>
+          <w:rFonts w:ascii="Arial" w:eastAsia="Times New Roman" w:hAnsi="Arial" w:cs="Arial"/>
+          <w:sz w:val="24"/>
+          <w:szCs w:val="24"/>
+        </w:rPr>
+        <w:tab/>
+      </w:r>
+      <w:r>
+        <w:rPr>
+          <w:rFonts w:ascii="Arial" w:eastAsia="Times New Roman" w:hAnsi="Arial" w:cs="Arial"/>
+          <w:sz w:val="24"/>
+          <w:szCs w:val="24"/>
+        </w:rPr>
+        <w:tab/>
+      </w:r>
+      <w:r>
+        <w:rPr>
+          <w:rFonts w:ascii="Times New Roman" w:eastAsia="Times New Roman" w:hAnsi="Times New Roman" w:cs="Times New Roman"/>
+          <w:sz w:val="20"/>
+          <w:szCs w:val="20"/>
+        </w:rPr>
+        <w:tab/>
+      </w:r>
+    </w:p>
+    <w:p>
+      <w:pPr>
+        <w:tabs>
+          <w:tab w:val="left" w:pos="844"/>
+          <w:tab w:val="left" w:pos="4234"/>
+          <w:tab w:val="left" w:pos="9109"/>
+          <w:tab w:val="left" w:pos="9205"/>
+          <w:tab w:val="left" w:pos="9301"/>
+        </w:tabs>
+        <w:spacing w:after="0" w:line="240" w:lineRule="auto"/>
+        <w:ind w:left="53"/>
+        <w:rPr>
+          <w:rFonts w:ascii="Times New Roman" w:eastAsia="Times New Roman" w:hAnsi="Times New Roman" w:cs="Times New Roman"/>
+          <w:sz w:val="20"/>
+          <w:szCs w:val="20"/>
+        </w:rPr>
+      </w:pPr>
+      <w:r>
+        <w:rPr>
+          <w:rFonts w:ascii="Times New Roman" w:eastAsia="Times New Roman" w:hAnsi="Times New Roman" w:cs="Times New Roman"/>
+          <w:sz w:val="20"/>
+          <w:szCs w:val="20"/>
+        </w:rPr>
+        <w:tab/>
+      </w:r>
+      <w:r>
+        <w:rPr>
+          <w:rFonts w:ascii="Times New Roman" w:eastAsia="Times New Roman" w:hAnsi="Times New Roman" w:cs="Times New Roman"/>
+          <w:sz w:val="20"/>
+          <w:szCs w:val="20"/>
+        </w:rPr>
+        <w:tab/>
+      </w:r>
+      <w:r>
+        <w:rPr>
+          <w:rFonts w:ascii="Times New Roman" w:eastAsia="Times New Roman" w:hAnsi="Times New Roman" w:cs="Times New Roman"/>
+          <w:sz w:val="20"/>
+          <w:szCs w:val="20"/>
+        </w:rPr>
+        <w:tab/>
+      </w:r>
+      <w:r>
+        <w:rPr>
+          <w:rFonts w:ascii="Times New Roman" w:eastAsia="Times New Roman" w:hAnsi="Times New Roman" w:cs="Times New Roman"/>
+          <w:sz w:val="20"/>
+          <w:szCs w:val="20"/>
+        </w:rPr>
+        <w:tab/>
+      </w:r>
+      <w:r>
+        <w:rPr>
+          <w:rFonts w:ascii="Times New Roman" w:eastAsia="Times New Roman" w:hAnsi="Times New Roman" w:cs="Times New Roman"/>
+          <w:sz w:val="20"/>
+          <w:szCs w:val="20"/>
+        </w:rPr>
+        <w:tab/>
+      </w:r>
+    </w:p>
+    <w:p>
+      <w:pPr>
+        <w:tabs>
+          <w:tab w:val="left" w:pos="844"/>
+          <w:tab w:val="left" w:pos="4189"/>
+          <w:tab w:val="left" w:pos="9109"/>
+          <w:tab w:val="left" w:pos="9205"/>
+          <w:tab w:val="left" w:pos="9301"/>
+        </w:tabs>
+        <w:spacing w:after="0" w:line="240" w:lineRule="auto"/>
+        <w:ind w:left="53"/>
+        <w:rPr>
+          <w:rFonts w:ascii="Times New Roman" w:eastAsia="Times New Roman" w:hAnsi="Times New Roman" w:cs="Times New Roman"/>
+          <w:sz w:val="20"/>
+          <w:szCs w:val="20"/>
+        </w:rPr>
+      </w:pPr>
+      <w:r>
+        <w:rPr>
+          <w:rFonts w:ascii="Arial" w:eastAsia="Times New Roman" w:hAnsi="Arial" w:cs="Arial"/>
+          <w:sz w:val="24"/>
+          <w:szCs w:val="24"/>
+        </w:rPr>
+        <w:t>Bài 13: Chạy ứng dụng React với Nginx</w:t>
+      </w:r>
+      <w:r>
+        <w:rPr>
+          <w:rFonts w:ascii="Arial" w:eastAsia="Times New Roman" w:hAnsi="Arial" w:cs="Arial"/>
+          <w:sz w:val="24"/>
+          <w:szCs w:val="24"/>
+        </w:rPr>
+        <w:tab/>
+      </w:r>
+      <w:r>
+        <w:rPr>
+          <w:rFonts w:ascii="Arial" w:eastAsia="Times New Roman" w:hAnsi="Arial" w:cs="Arial"/>
+          <w:sz w:val="24"/>
+          <w:szCs w:val="24"/>
+        </w:rPr>
+        <w:tab/>
+      </w:r>
+      <w:r>
+        <w:rPr>
+          <w:rFonts w:ascii="Times New Roman" w:eastAsia="Times New Roman" w:hAnsi="Times New Roman" w:cs="Times New Roman"/>
+          <w:sz w:val="20"/>
+          <w:szCs w:val="20"/>
+        </w:rPr>
+        <w:tab/>
+      </w:r>
+      <w:r>
+        <w:rPr>
+          <w:rFonts w:ascii="Times New Roman" w:eastAsia="Times New Roman" w:hAnsi="Times New Roman" w:cs="Times New Roman"/>
+          <w:sz w:val="20"/>
+          <w:szCs w:val="20"/>
+        </w:rPr>
+        <w:tab/>
+      </w:r>
+    </w:p>
+    <w:p>
+      <w:pPr>
+        <w:tabs>
+          <w:tab w:val="left" w:pos="844"/>
+          <w:tab w:val="left" w:pos="4234"/>
+          <w:tab w:val="left" w:pos="9109"/>
+          <w:tab w:val="left" w:pos="9205"/>
+          <w:tab w:val="left" w:pos="9301"/>
+        </w:tabs>
+        <w:spacing w:after="0" w:line="240" w:lineRule="auto"/>
+        <w:ind w:left="53"/>
+        <w:rPr>
+          <w:rFonts w:ascii="Times New Roman" w:eastAsia="Times New Roman" w:hAnsi="Times New Roman" w:cs="Times New Roman"/>
+          <w:sz w:val="20"/>
+          <w:szCs w:val="20"/>
+        </w:rPr>
+      </w:pPr>
+      <w:r>
+        <w:rPr>
+          <w:rFonts w:ascii="Arial" w:eastAsia="Times New Roman" w:hAnsi="Arial" w:cs="Arial"/>
+          <w:b/>
+          <w:bCs/>
+          <w:i/>
+          <w:iCs/>
+          <w:sz w:val="24"/>
+          <w:szCs w:val="24"/>
+        </w:rPr>
+        <w:lastRenderedPageBreak/>
+        <w:t>Yêu cầu:</w:t>
+      </w:r>
+      <w:r>
+        <w:rPr>
+          <w:rFonts w:ascii="Arial" w:eastAsia="Times New Roman" w:hAnsi="Arial" w:cs="Arial"/>
+          <w:b/>
+          <w:bCs/>
+          <w:i/>
+          <w:iCs/>
+          <w:sz w:val="24"/>
+          <w:szCs w:val="24"/>
+        </w:rPr>
+        <w:tab/>
+      </w:r>
+      <w:r>
+        <w:rPr>
+          <w:rFonts w:ascii="Arial" w:eastAsia="Times New Roman" w:hAnsi="Arial" w:cs="Arial"/>
+          <w:b/>
+          <w:bCs/>
+          <w:i/>
+          <w:iCs/>
+          <w:sz w:val="24"/>
+          <w:szCs w:val="24"/>
+        </w:rPr>
+        <w:tab/>
+      </w:r>
+      <w:r>
+        <w:rPr>
+          <w:rFonts w:ascii="Times New Roman" w:eastAsia="Times New Roman" w:hAnsi="Times New Roman" w:cs="Times New Roman"/>
+          <w:sz w:val="20"/>
+          <w:szCs w:val="20"/>
+        </w:rPr>
+        <w:tab/>
+      </w:r>
+    </w:p>
+    <w:p>
+      <w:pPr>
+        <w:tabs>
+          <w:tab w:val="left" w:pos="844"/>
+          <w:tab w:val="left" w:pos="4234"/>
+          <w:tab w:val="left" w:pos="9064"/>
+          <w:tab w:val="left" w:pos="9205"/>
+          <w:tab w:val="left" w:pos="9301"/>
+        </w:tabs>
+        <w:spacing w:after="0" w:line="240" w:lineRule="auto"/>
+        <w:ind w:left="53"/>
+        <w:rPr>
+          <w:rFonts w:ascii="Times New Roman" w:eastAsia="Times New Roman" w:hAnsi="Times New Roman" w:cs="Times New Roman"/>
+          <w:sz w:val="20"/>
+          <w:szCs w:val="20"/>
+        </w:rPr>
+      </w:pPr>
+      <w:r>
+        <w:rPr>
+          <w:rFonts w:ascii="Arial" w:eastAsia="Times New Roman" w:hAnsi="Arial" w:cs="Arial"/>
+          <w:sz w:val="24"/>
+          <w:szCs w:val="24"/>
+        </w:rPr>
+        <w:t>Chạy một ứng dụng React và serve nó bằng Nginx.</w:t>
+      </w:r>
+      <w:r>
+        <w:rPr>
+          <w:rFonts w:ascii="Arial" w:eastAsia="Times New Roman" w:hAnsi="Arial" w:cs="Arial"/>
+          <w:sz w:val="24"/>
+          <w:szCs w:val="24"/>
+        </w:rPr>
+        <w:tab/>
+      </w:r>
+      <w:r>
+        <w:rPr>
+          <w:rFonts w:ascii="Arial" w:eastAsia="Times New Roman" w:hAnsi="Arial" w:cs="Arial"/>
+          <w:sz w:val="24"/>
+          <w:szCs w:val="24"/>
+        </w:rPr>
+        <w:tab/>
+      </w:r>
+      <w:r>
+        <w:rPr>
+          <w:rFonts w:ascii="Times New Roman" w:eastAsia="Times New Roman" w:hAnsi="Times New Roman" w:cs="Times New Roman"/>
+          <w:sz w:val="20"/>
+          <w:szCs w:val="20"/>
+        </w:rPr>
+        <w:tab/>
+      </w:r>
+    </w:p>
+    <w:p>
+      <w:pPr>
+        <w:tabs>
+          <w:tab w:val="left" w:pos="844"/>
+          <w:tab w:val="left" w:pos="4234"/>
+          <w:tab w:val="left" w:pos="9109"/>
+          <w:tab w:val="left" w:pos="9205"/>
+          <w:tab w:val="left" w:pos="9301"/>
+        </w:tabs>
+        <w:spacing w:after="0" w:line="240" w:lineRule="auto"/>
+        <w:ind w:left="53"/>
+        <w:rPr>
+          <w:rFonts w:ascii="Times New Roman" w:eastAsia="Times New Roman" w:hAnsi="Times New Roman" w:cs="Times New Roman"/>
+          <w:sz w:val="20"/>
+          <w:szCs w:val="20"/>
+        </w:rPr>
+      </w:pPr>
+      <w:r>
+        <w:rPr>
+          <w:rFonts w:ascii="Times New Roman" w:eastAsia="Times New Roman" w:hAnsi="Times New Roman" w:cs="Times New Roman"/>
+          <w:sz w:val="20"/>
+          <w:szCs w:val="20"/>
+        </w:rPr>
+        <w:tab/>
+      </w:r>
+      <w:r>
+        <w:rPr>
+          <w:rFonts w:ascii="Times New Roman" w:eastAsia="Times New Roman" w:hAnsi="Times New Roman" w:cs="Times New Roman"/>
+          <w:sz w:val="20"/>
+          <w:szCs w:val="20"/>
+        </w:rPr>
+        <w:tab/>
+      </w:r>
+      <w:r>
+        <w:rPr>
+          <w:rFonts w:ascii="Times New Roman" w:eastAsia="Times New Roman" w:hAnsi="Times New Roman" w:cs="Times New Roman"/>
+          <w:sz w:val="20"/>
+          <w:szCs w:val="20"/>
+        </w:rPr>
+        <w:tab/>
+      </w:r>
+      <w:r>
+        <w:rPr>
+          <w:rFonts w:ascii="Times New Roman" w:eastAsia="Times New Roman" w:hAnsi="Times New Roman" w:cs="Times New Roman"/>
+          <w:sz w:val="20"/>
+          <w:szCs w:val="20"/>
+        </w:rPr>
+        <w:tab/>
+      </w:r>
+      <w:r>
+        <w:rPr>
+          <w:rFonts w:ascii="Times New Roman" w:eastAsia="Times New Roman" w:hAnsi="Times New Roman" w:cs="Times New Roman"/>
+          <w:sz w:val="20"/>
+          <w:szCs w:val="20"/>
+        </w:rPr>
+        <w:tab/>
+      </w:r>
+    </w:p>
+    <w:p>
+      <w:pPr>
+        <w:tabs>
+          <w:tab w:val="left" w:pos="844"/>
+          <w:tab w:val="left" w:pos="4189"/>
+          <w:tab w:val="left" w:pos="9109"/>
+          <w:tab w:val="left" w:pos="9205"/>
+          <w:tab w:val="left" w:pos="9301"/>
+        </w:tabs>
+        <w:spacing w:after="0" w:line="240" w:lineRule="auto"/>
+        <w:ind w:left="53"/>
+        <w:rPr>
+          <w:rFonts w:ascii="Times New Roman" w:eastAsia="Times New Roman" w:hAnsi="Times New Roman" w:cs="Times New Roman"/>
+          <w:sz w:val="20"/>
+          <w:szCs w:val="20"/>
+        </w:rPr>
+      </w:pPr>
+      <w:r>
+        <w:rPr>
+          <w:rFonts w:ascii="Arial" w:eastAsia="Times New Roman" w:hAnsi="Arial" w:cs="Arial"/>
+          <w:sz w:val="24"/>
+          <w:szCs w:val="24"/>
+        </w:rPr>
+        <w:t>Bài 14: Cấu hình mạng riêng giữa các container</w:t>
+      </w:r>
+      <w:r>
+        <w:rPr>
+          <w:rFonts w:ascii="Arial" w:eastAsia="Times New Roman" w:hAnsi="Arial" w:cs="Arial"/>
+          <w:sz w:val="24"/>
+          <w:szCs w:val="24"/>
+        </w:rPr>
+        <w:tab/>
+      </w:r>
+      <w:r>
+        <w:rPr>
+          <w:rFonts w:ascii="Arial" w:eastAsia="Times New Roman" w:hAnsi="Arial" w:cs="Arial"/>
+          <w:sz w:val="24"/>
+          <w:szCs w:val="24"/>
+        </w:rPr>
+        <w:tab/>
+      </w:r>
+      <w:r>
+        <w:rPr>
+          <w:rFonts w:ascii="Times New Roman" w:eastAsia="Times New Roman" w:hAnsi="Times New Roman" w:cs="Times New Roman"/>
+          <w:sz w:val="20"/>
+          <w:szCs w:val="20"/>
+        </w:rPr>
+        <w:tab/>
+      </w:r>
+      <w:r>
+        <w:rPr>
+          <w:rFonts w:ascii="Times New Roman" w:eastAsia="Times New Roman" w:hAnsi="Times New Roman" w:cs="Times New Roman"/>
+          <w:sz w:val="20"/>
+          <w:szCs w:val="20"/>
+        </w:rPr>
+        <w:tab/>
+      </w:r>
+    </w:p>
+    <w:p>
+      <w:pPr>
+        <w:tabs>
+          <w:tab w:val="left" w:pos="844"/>
+          <w:tab w:val="left" w:pos="4234"/>
+          <w:tab w:val="left" w:pos="9109"/>
+          <w:tab w:val="left" w:pos="9205"/>
+          <w:tab w:val="left" w:pos="9301"/>
+        </w:tabs>
+        <w:spacing w:after="0" w:line="240" w:lineRule="auto"/>
+        <w:ind w:left="53"/>
+        <w:rPr>
+          <w:rFonts w:ascii="Times New Roman" w:eastAsia="Times New Roman" w:hAnsi="Times New Roman" w:cs="Times New Roman"/>
+          <w:sz w:val="20"/>
+          <w:szCs w:val="20"/>
+        </w:rPr>
+      </w:pPr>
+      <w:r>
+        <w:rPr>
+          <w:rFonts w:ascii="Arial" w:eastAsia="Times New Roman" w:hAnsi="Arial" w:cs="Arial"/>
+          <w:b/>
+          <w:bCs/>
+          <w:i/>
+          <w:iCs/>
+          <w:sz w:val="24"/>
+          <w:szCs w:val="24"/>
+        </w:rPr>
+        <w:t>Yêu cầu:</w:t>
+      </w:r>
+      <w:r>
+        <w:rPr>
+          <w:rFonts w:ascii="Arial" w:eastAsia="Times New Roman" w:hAnsi="Arial" w:cs="Arial"/>
+          <w:b/>
+          <w:bCs/>
+          <w:i/>
+          <w:iCs/>
+          <w:sz w:val="24"/>
+          <w:szCs w:val="24"/>
+        </w:rPr>
+        <w:tab/>
+      </w:r>
+      <w:r>
+        <w:rPr>
+          <w:rFonts w:ascii="Arial" w:eastAsia="Times New Roman" w:hAnsi="Arial" w:cs="Arial"/>
+          <w:b/>
+          <w:bCs/>
+          <w:i/>
+          <w:iCs/>
+          <w:sz w:val="24"/>
+          <w:szCs w:val="24"/>
+        </w:rPr>
+        <w:tab/>
+      </w:r>
+      <w:r>
+        <w:rPr>
+          <w:rFonts w:ascii="Times New Roman" w:eastAsia="Times New Roman" w:hAnsi="Times New Roman" w:cs="Times New Roman"/>
+          <w:sz w:val="20"/>
+          <w:szCs w:val="20"/>
+        </w:rPr>
+        <w:tab/>
+      </w:r>
+    </w:p>
+    <w:p>
+      <w:pPr>
+        <w:tabs>
+          <w:tab w:val="left" w:pos="844"/>
+          <w:tab w:val="left" w:pos="4234"/>
+          <w:tab w:val="left" w:pos="9064"/>
+          <w:tab w:val="left" w:pos="9205"/>
+          <w:tab w:val="left" w:pos="9301"/>
+        </w:tabs>
+        <w:spacing w:after="0" w:line="240" w:lineRule="auto"/>
+        <w:ind w:left="53"/>
+        <w:rPr>
+          <w:rFonts w:ascii="Times New Roman" w:eastAsia="Times New Roman" w:hAnsi="Times New Roman" w:cs="Times New Roman"/>
+          <w:sz w:val="20"/>
+          <w:szCs w:val="20"/>
+        </w:rPr>
+      </w:pPr>
+      <w:r>
+        <w:rPr>
+          <w:rFonts w:ascii="Arial" w:eastAsia="Times New Roman" w:hAnsi="Arial" w:cs="Arial"/>
+          <w:sz w:val="24"/>
+          <w:szCs w:val="24"/>
+        </w:rPr>
+        <w:t>Chạy 2 container có thể giao tiếp với nhau trong một mạng riêng.</w:t>
+      </w:r>
+      <w:r>
+        <w:rPr>
+          <w:rFonts w:ascii="Arial" w:eastAsia="Times New Roman" w:hAnsi="Arial" w:cs="Arial"/>
+          <w:sz w:val="24"/>
+          <w:szCs w:val="24"/>
+        </w:rPr>
+        <w:tab/>
+      </w:r>
+      <w:r>
+        <w:rPr>
+          <w:rFonts w:ascii="Arial" w:eastAsia="Times New Roman" w:hAnsi="Arial" w:cs="Arial"/>
+          <w:sz w:val="24"/>
+          <w:szCs w:val="24"/>
+        </w:rPr>
+        <w:tab/>
+      </w:r>
+      <w:r>
+        <w:rPr>
+          <w:rFonts w:ascii="Times New Roman" w:eastAsia="Times New Roman" w:hAnsi="Times New Roman" w:cs="Times New Roman"/>
+          <w:sz w:val="20"/>
+          <w:szCs w:val="20"/>
+        </w:rPr>
+        <w:tab/>
+      </w:r>
+    </w:p>
+    <w:p>
+      <w:pPr>
+        <w:tabs>
+          <w:tab w:val="left" w:pos="844"/>
+        </w:tabs>
+        <w:spacing w:after="0" w:line="240" w:lineRule="auto"/>
+        <w:ind w:left="53"/>
+        <w:rPr>
+          <w:rFonts w:ascii="Times New Roman" w:eastAsia="Times New Roman" w:hAnsi="Times New Roman" w:cs="Times New Roman"/>
+          <w:sz w:val="20"/>
+          <w:szCs w:val="20"/>
+        </w:rPr>
+      </w:pPr>
+      <w:r>
+        <w:rPr>
+          <w:rFonts w:ascii="Times New Roman" w:eastAsia="Times New Roman" w:hAnsi="Times New Roman" w:cs="Times New Roman"/>
+          <w:sz w:val="20"/>
+          <w:szCs w:val="20"/>
+        </w:rPr>
+        <w:tab/>
+      </w:r>
+    </w:p>
+    <w:p>
+      <w:pPr>
+        <w:tabs>
+          <w:tab w:val="left" w:pos="844"/>
+          <w:tab w:val="left" w:pos="4189"/>
+          <w:tab w:val="left" w:pos="9109"/>
+          <w:tab w:val="left" w:pos="9205"/>
+          <w:tab w:val="left" w:pos="9301"/>
+        </w:tabs>
+        <w:spacing w:after="0" w:line="240" w:lineRule="auto"/>
+        <w:ind w:left="53"/>
+        <w:rPr>
+          <w:rFonts w:ascii="Times New Roman" w:eastAsia="Times New Roman" w:hAnsi="Times New Roman" w:cs="Times New Roman"/>
+          <w:sz w:val="20"/>
+          <w:szCs w:val="20"/>
+        </w:rPr>
+      </w:pPr>
+      <w:r>
+        <w:rPr>
+          <w:rFonts w:ascii="Arial" w:eastAsia="Times New Roman" w:hAnsi="Arial" w:cs="Arial"/>
+          <w:sz w:val="24"/>
+          <w:szCs w:val="24"/>
+        </w:rPr>
+        <w:t>Bài 15: Giới hạn tài nguyên cho container</w:t>
+      </w:r>
+      <w:r>
+        <w:rPr>
+          <w:rFonts w:ascii="Arial" w:eastAsia="Times New Roman" w:hAnsi="Arial" w:cs="Arial"/>
+          <w:sz w:val="24"/>
+          <w:szCs w:val="24"/>
+        </w:rPr>
+        <w:tab/>
+      </w:r>
+      <w:r>
+        <w:rPr>
+          <w:rFonts w:ascii="Arial" w:eastAsia="Times New Roman" w:hAnsi="Arial" w:cs="Arial"/>
+          <w:sz w:val="24"/>
+          <w:szCs w:val="24"/>
+        </w:rPr>
+        <w:tab/>
+      </w:r>
+      <w:r>
+        <w:rPr>
+          <w:rFonts w:ascii="Times New Roman" w:eastAsia="Times New Roman" w:hAnsi="Times New Roman" w:cs="Times New Roman"/>
+          <w:sz w:val="20"/>
+          <w:szCs w:val="20"/>
+        </w:rPr>
+        <w:tab/>
+      </w:r>
+      <w:r>
+        <w:rPr>
+          <w:rFonts w:ascii="Times New Roman" w:eastAsia="Times New Roman" w:hAnsi="Times New Roman" w:cs="Times New Roman"/>
+          <w:sz w:val="20"/>
+          <w:szCs w:val="20"/>
+        </w:rPr>
+        <w:tab/>
+      </w:r>
+    </w:p>
+    <w:p>
+      <w:pPr>
+        <w:tabs>
+          <w:tab w:val="left" w:pos="844"/>
+          <w:tab w:val="left" w:pos="4234"/>
+          <w:tab w:val="left" w:pos="9109"/>
+          <w:tab w:val="left" w:pos="9205"/>
+          <w:tab w:val="left" w:pos="9301"/>
+        </w:tabs>
+        <w:spacing w:after="0" w:line="240" w:lineRule="auto"/>
+        <w:ind w:left="53"/>
+        <w:rPr>
+          <w:rFonts w:ascii="Times New Roman" w:eastAsia="Times New Roman" w:hAnsi="Times New Roman" w:cs="Times New Roman"/>
+          <w:sz w:val="20"/>
+          <w:szCs w:val="20"/>
+        </w:rPr>
+      </w:pPr>
+      <w:r>
+        <w:rPr>
+          <w:rFonts w:ascii="Arial" w:eastAsia="Times New Roman" w:hAnsi="Arial" w:cs="Arial"/>
+          <w:b/>
+          <w:bCs/>
+          <w:i/>
+          <w:iCs/>
+          <w:sz w:val="24"/>
+          <w:szCs w:val="24"/>
+        </w:rPr>
+        <w:t>Yêu cầu:</w:t>
+      </w:r>
+      <w:r>
+        <w:rPr>
+          <w:rFonts w:ascii="Arial" w:eastAsia="Times New Roman" w:hAnsi="Arial" w:cs="Arial"/>
+          <w:b/>
+          <w:bCs/>
+          <w:i/>
+          <w:iCs/>
+          <w:sz w:val="24"/>
+          <w:szCs w:val="24"/>
+        </w:rPr>
+        <w:tab/>
+      </w:r>
+      <w:r>
+        <w:rPr>
+          <w:rFonts w:ascii="Arial" w:eastAsia="Times New Roman" w:hAnsi="Arial" w:cs="Arial"/>
+          <w:b/>
+          <w:bCs/>
+          <w:i/>
+          <w:iCs/>
+          <w:sz w:val="24"/>
+          <w:szCs w:val="24"/>
+        </w:rPr>
+        <w:tab/>
+      </w:r>
+      <w:r>
+        <w:rPr>
+          <w:rFonts w:ascii="Times New Roman" w:eastAsia="Times New Roman" w:hAnsi="Times New Roman" w:cs="Times New Roman"/>
+          <w:sz w:val="20"/>
+          <w:szCs w:val="20"/>
+        </w:rPr>
+        <w:tab/>
+      </w:r>
+    </w:p>
+    <w:p>
+      <w:pPr>
+        <w:tabs>
+          <w:tab w:val="left" w:pos="844"/>
+          <w:tab w:val="left" w:pos="4234"/>
+          <w:tab w:val="left" w:pos="9064"/>
+          <w:tab w:val="left" w:pos="9205"/>
+          <w:tab w:val="left" w:pos="9301"/>
+        </w:tabs>
+        <w:spacing w:after="0" w:line="240" w:lineRule="auto"/>
+        <w:ind w:left="53"/>
+        <w:rPr>
+          <w:rFonts w:ascii="Times New Roman" w:eastAsia="Times New Roman" w:hAnsi="Times New Roman" w:cs="Times New Roman"/>
+          <w:sz w:val="20"/>
+          <w:szCs w:val="20"/>
+        </w:rPr>
+      </w:pPr>
+      <w:r>
+        <w:rPr>
+          <w:rFonts w:ascii="Arial" w:eastAsia="Times New Roman" w:hAnsi="Arial" w:cs="Arial"/>
+          <w:sz w:val="24"/>
+          <w:szCs w:val="24"/>
+        </w:rPr>
+        <w:t>Giới hạn CPU và RAM cho một container Redis.</w:t>
+      </w:r>
+      <w:r>
+        <w:rPr>
+          <w:rFonts w:ascii="Arial" w:eastAsia="Times New Roman" w:hAnsi="Arial" w:cs="Arial"/>
+          <w:sz w:val="24"/>
+          <w:szCs w:val="24"/>
+        </w:rPr>
+        <w:tab/>
+      </w:r>
+      <w:r>
+        <w:rPr>
+          <w:rFonts w:ascii="Arial" w:eastAsia="Times New Roman" w:hAnsi="Arial" w:cs="Arial"/>
+          <w:sz w:val="24"/>
+          <w:szCs w:val="24"/>
+        </w:rPr>
+        <w:tab/>
+      </w:r>
+      <w:r>
+        <w:rPr>
+          <w:rFonts w:ascii="Times New Roman" w:eastAsia="Times New Roman" w:hAnsi="Times New Roman" w:cs="Times New Roman"/>
+          <w:sz w:val="20"/>
+          <w:szCs w:val="20"/>
+        </w:rPr>
+        <w:tab/>
+      </w:r>
+    </w:p>
+    <w:p/>
     <w:sectPr>
       <w:pgSz w:w="12240" w:h="15840"/>
       <w:pgMar w:top="1440" w:right="1440" w:bottom="1440" w:left="1440" w:header="720" w:footer="720" w:gutter="0"/>
